--- a/link_eshopworld/Documentation/eShopWorld_Go_Live_Checklist.docx
+++ b/link_eshopworld/Documentation/eShopWorld_Go_Live_Checklist.docx
@@ -291,7 +291,7 @@
                                     <w:sz w:val="20"/>
                                     <w:szCs w:val="20"/>
                                   </w:rPr>
-                                  <w:t>8</w:t>
+                                  <w:t>9</w:t>
                                 </w:r>
                               </w:p>
                               <w:p>
@@ -323,7 +323,14 @@
                                     <w:sz w:val="20"/>
                                     <w:szCs w:val="20"/>
                                   </w:rPr>
-                                  <w:t xml:space="preserve">September </w:t>
+                                  <w:t>October</w:t>
+                                </w:r>
+                                <w:r>
+                                  <w:rPr>
+                                    <w:sz w:val="20"/>
+                                    <w:szCs w:val="20"/>
+                                  </w:rPr>
+                                  <w:t xml:space="preserve"> </w:t>
                                 </w:r>
                                 <w:r>
                                   <w:rPr>
@@ -422,7 +429,7 @@
                               <w:sz w:val="20"/>
                               <w:szCs w:val="20"/>
                             </w:rPr>
-                            <w:t>8</w:t>
+                            <w:t>9</w:t>
                           </w:r>
                         </w:p>
                         <w:p>
@@ -454,7 +461,14 @@
                               <w:sz w:val="20"/>
                               <w:szCs w:val="20"/>
                             </w:rPr>
-                            <w:t xml:space="preserve">September </w:t>
+                            <w:t>October</w:t>
+                          </w:r>
+                          <w:r>
+                            <w:rPr>
+                              <w:sz w:val="20"/>
+                              <w:szCs w:val="20"/>
+                            </w:rPr>
+                            <w:t xml:space="preserve"> </w:t>
                           </w:r>
                           <w:r>
                             <w:rPr>

--- a/link_eshopworld/Documentation/eShopWorld_Go_Live_Checklist.docx
+++ b/link_eshopworld/Documentation/eShopWorld_Go_Live_Checklist.docx
@@ -284,14 +284,14 @@
                                     <w:sz w:val="20"/>
                                     <w:szCs w:val="20"/>
                                   </w:rPr>
-                                  <w:t>: 4.</w:t>
+                                  <w:t xml:space="preserve">: </w:t>
                                 </w:r>
                                 <w:r>
                                   <w:rPr>
                                     <w:sz w:val="20"/>
                                     <w:szCs w:val="20"/>
                                   </w:rPr>
-                                  <w:t>9</w:t>
+                                  <w:t>5.0.0</w:t>
                                 </w:r>
                               </w:p>
                               <w:p>
@@ -323,7 +323,7 @@
                                     <w:sz w:val="20"/>
                                     <w:szCs w:val="20"/>
                                   </w:rPr>
-                                  <w:t>October</w:t>
+                                  <w:t>February</w:t>
                                 </w:r>
                                 <w:r>
                                   <w:rPr>
@@ -337,7 +337,14 @@
                                     <w:sz w:val="20"/>
                                     <w:szCs w:val="20"/>
                                   </w:rPr>
-                                  <w:t>2025</w:t>
+                                  <w:t>202</w:t>
+                                </w:r>
+                                <w:r>
+                                  <w:rPr>
+                                    <w:sz w:val="20"/>
+                                    <w:szCs w:val="20"/>
+                                  </w:rPr>
+                                  <w:t>6</w:t>
                                 </w:r>
                               </w:p>
                               <w:p>
@@ -359,7 +366,7 @@
                                   <w:rPr>
                                     <w:rStyle w:val="span"/>
                                   </w:rPr>
-                                  <w:t>5</w:t>
+                                  <w:t>6</w:t>
                                 </w:r>
                                 <w:r>
                                   <w:rPr>
@@ -422,14 +429,14 @@
                               <w:sz w:val="20"/>
                               <w:szCs w:val="20"/>
                             </w:rPr>
-                            <w:t>: 4.</w:t>
+                            <w:t xml:space="preserve">: </w:t>
                           </w:r>
                           <w:r>
                             <w:rPr>
                               <w:sz w:val="20"/>
                               <w:szCs w:val="20"/>
                             </w:rPr>
-                            <w:t>9</w:t>
+                            <w:t>5.0.0</w:t>
                           </w:r>
                         </w:p>
                         <w:p>
@@ -461,7 +468,7 @@
                               <w:sz w:val="20"/>
                               <w:szCs w:val="20"/>
                             </w:rPr>
-                            <w:t>October</w:t>
+                            <w:t>February</w:t>
                           </w:r>
                           <w:r>
                             <w:rPr>
@@ -475,7 +482,14 @@
                               <w:sz w:val="20"/>
                               <w:szCs w:val="20"/>
                             </w:rPr>
-                            <w:t>2025</w:t>
+                            <w:t>202</w:t>
+                          </w:r>
+                          <w:r>
+                            <w:rPr>
+                              <w:sz w:val="20"/>
+                              <w:szCs w:val="20"/>
+                            </w:rPr>
+                            <w:t>6</w:t>
                           </w:r>
                         </w:p>
                         <w:p>
@@ -497,7 +511,7 @@
                             <w:rPr>
                               <w:rStyle w:val="span"/>
                             </w:rPr>
-                            <w:t>5</w:t>
+                            <w:t>6</w:t>
                           </w:r>
                           <w:r>
                             <w:rPr>
@@ -983,12 +997,14 @@
         </w:rPr>
         <w:t xml:space="preserve">The checklist of actions which have to be done on deploy/rollout </w:t>
       </w:r>
+      <w:proofErr w:type="spellStart"/>
       <w:r>
         <w:rPr>
           <w:rFonts w:ascii="Arial" w:hAnsi="Arial" w:cs="Arial"/>
         </w:rPr>
         <w:t>eShopWorld</w:t>
       </w:r>
+      <w:proofErr w:type="spellEnd"/>
       <w:r>
         <w:rPr>
           <w:rFonts w:ascii="Arial" w:hAnsi="Arial" w:cs="Arial"/>
@@ -1027,12 +1043,14 @@
         </w:rPr>
         <w:t xml:space="preserve">Check the </w:t>
       </w:r>
+      <w:proofErr w:type="spellStart"/>
       <w:r>
         <w:rPr>
           <w:rFonts w:ascii="Arial" w:hAnsi="Arial" w:cs="Arial"/>
         </w:rPr>
         <w:t>eShopWorld</w:t>
       </w:r>
+      <w:proofErr w:type="spellEnd"/>
       <w:r>
         <w:rPr>
           <w:rFonts w:ascii="Arial" w:hAnsi="Arial" w:cs="Arial"/>
@@ -1057,12 +1075,28 @@
         </w:rPr>
         <w:t>/</w:t>
       </w:r>
-      <w:r>
-        <w:rPr>
-          <w:rFonts w:ascii="Arial" w:hAnsi="Arial" w:cs="Arial"/>
-        </w:rPr>
-        <w:t>link_eshopworld/sitesdata</w:t>
-      </w:r>
+      <w:proofErr w:type="spellStart"/>
+      <w:r>
+        <w:rPr>
+          <w:rFonts w:ascii="Arial" w:hAnsi="Arial" w:cs="Arial"/>
+        </w:rPr>
+        <w:t>link_eshopworld</w:t>
+      </w:r>
+      <w:proofErr w:type="spellEnd"/>
+      <w:r>
+        <w:rPr>
+          <w:rFonts w:ascii="Arial" w:hAnsi="Arial" w:cs="Arial"/>
+        </w:rPr>
+        <w:t>/</w:t>
+      </w:r>
+      <w:proofErr w:type="spellStart"/>
+      <w:r>
+        <w:rPr>
+          <w:rFonts w:ascii="Arial" w:hAnsi="Arial" w:cs="Arial"/>
+        </w:rPr>
+        <w:t>sitesdata</w:t>
+      </w:r>
+      <w:proofErr w:type="spellEnd"/>
       <w:r>
         <w:rPr>
           <w:rFonts w:ascii="Arial" w:hAnsi="Arial" w:cs="Arial"/>
@@ -1094,11 +1128,19 @@
         </w:rPr>
         <w:t xml:space="preserve">Check </w:t>
       </w:r>
-      <w:r>
-        <w:rPr>
-          <w:rFonts w:ascii="Arial" w:hAnsi="Arial" w:cs="Arial"/>
-        </w:rPr>
-        <w:t xml:space="preserve">eShopWorld </w:t>
+      <w:proofErr w:type="spellStart"/>
+      <w:r>
+        <w:rPr>
+          <w:rFonts w:ascii="Arial" w:hAnsi="Arial" w:cs="Arial"/>
+        </w:rPr>
+        <w:t>eShopWorld</w:t>
+      </w:r>
+      <w:proofErr w:type="spellEnd"/>
+      <w:r>
+        <w:rPr>
+          <w:rFonts w:ascii="Arial" w:hAnsi="Arial" w:cs="Arial"/>
+        </w:rPr>
+        <w:t xml:space="preserve"> </w:t>
       </w:r>
       <w:r>
         <w:rPr>
@@ -1122,8 +1164,86 @@
         <w:rPr>
           <w:rFonts w:ascii="Arial" w:hAnsi="Arial" w:cs="Arial"/>
         </w:rPr>
-        <w:t xml:space="preserve"> /link_eshopworld/sitesdata/sites/SiteGenesis or /link_eshopworld/sitesdata/sites/RefArch</w:t>
-      </w:r>
+        <w:t xml:space="preserve"> /</w:t>
+      </w:r>
+      <w:proofErr w:type="spellStart"/>
+      <w:r>
+        <w:rPr>
+          <w:rFonts w:ascii="Arial" w:hAnsi="Arial" w:cs="Arial"/>
+        </w:rPr>
+        <w:t>link_eshopworld</w:t>
+      </w:r>
+      <w:proofErr w:type="spellEnd"/>
+      <w:r>
+        <w:rPr>
+          <w:rFonts w:ascii="Arial" w:hAnsi="Arial" w:cs="Arial"/>
+        </w:rPr>
+        <w:t>/</w:t>
+      </w:r>
+      <w:proofErr w:type="spellStart"/>
+      <w:r>
+        <w:rPr>
+          <w:rFonts w:ascii="Arial" w:hAnsi="Arial" w:cs="Arial"/>
+        </w:rPr>
+        <w:t>sitesdata</w:t>
+      </w:r>
+      <w:proofErr w:type="spellEnd"/>
+      <w:r>
+        <w:rPr>
+          <w:rFonts w:ascii="Arial" w:hAnsi="Arial" w:cs="Arial"/>
+        </w:rPr>
+        <w:t>/sites/</w:t>
+      </w:r>
+      <w:proofErr w:type="spellStart"/>
+      <w:r>
+        <w:rPr>
+          <w:rFonts w:ascii="Arial" w:hAnsi="Arial" w:cs="Arial"/>
+        </w:rPr>
+        <w:t>SiteGenesis</w:t>
+      </w:r>
+      <w:proofErr w:type="spellEnd"/>
+      <w:r>
+        <w:rPr>
+          <w:rFonts w:ascii="Arial" w:hAnsi="Arial" w:cs="Arial"/>
+        </w:rPr>
+        <w:t xml:space="preserve"> or /</w:t>
+      </w:r>
+      <w:proofErr w:type="spellStart"/>
+      <w:r>
+        <w:rPr>
+          <w:rFonts w:ascii="Arial" w:hAnsi="Arial" w:cs="Arial"/>
+        </w:rPr>
+        <w:t>link_eshopworld</w:t>
+      </w:r>
+      <w:proofErr w:type="spellEnd"/>
+      <w:r>
+        <w:rPr>
+          <w:rFonts w:ascii="Arial" w:hAnsi="Arial" w:cs="Arial"/>
+        </w:rPr>
+        <w:t>/</w:t>
+      </w:r>
+      <w:proofErr w:type="spellStart"/>
+      <w:r>
+        <w:rPr>
+          <w:rFonts w:ascii="Arial" w:hAnsi="Arial" w:cs="Arial"/>
+        </w:rPr>
+        <w:t>sitesdata</w:t>
+      </w:r>
+      <w:proofErr w:type="spellEnd"/>
+      <w:r>
+        <w:rPr>
+          <w:rFonts w:ascii="Arial" w:hAnsi="Arial" w:cs="Arial"/>
+        </w:rPr>
+        <w:t>/sites/</w:t>
+      </w:r>
+      <w:proofErr w:type="spellStart"/>
+      <w:r>
+        <w:rPr>
+          <w:rFonts w:ascii="Arial" w:hAnsi="Arial" w:cs="Arial"/>
+        </w:rPr>
+        <w:t>RefArch</w:t>
+      </w:r>
+      <w:proofErr w:type="spellEnd"/>
       <w:r>
         <w:rPr>
           <w:rFonts w:ascii="Arial" w:hAnsi="Arial" w:cs="Arial"/>
@@ -1161,12 +1281,14 @@
         </w:rPr>
         <w:t xml:space="preserve">Check the configuration of </w:t>
       </w:r>
+      <w:proofErr w:type="spellStart"/>
       <w:r>
         <w:rPr>
           <w:rFonts w:ascii="Arial" w:hAnsi="Arial" w:cs="Arial"/>
         </w:rPr>
         <w:t>eShopWorld</w:t>
       </w:r>
+      <w:proofErr w:type="spellEnd"/>
       <w:r>
         <w:rPr>
           <w:rFonts w:ascii="Arial" w:hAnsi="Arial" w:cs="Arial"/>
@@ -1216,12 +1338,14 @@
         </w:rPr>
         <w:t xml:space="preserve">Check all price books on Staging, including Fixed price books if there any configured in </w:t>
       </w:r>
+      <w:proofErr w:type="spellStart"/>
       <w:r>
         <w:rPr>
           <w:rFonts w:ascii="Arial" w:hAnsi="Arial" w:cs="Arial"/>
         </w:rPr>
         <w:t>eShopWorld</w:t>
       </w:r>
+      <w:proofErr w:type="spellEnd"/>
       <w:r>
         <w:rPr>
           <w:rFonts w:ascii="Arial" w:hAnsi="Arial" w:cs="Arial"/>
@@ -1259,12 +1383,14 @@
         </w:rPr>
         <w:t xml:space="preserve">Check </w:t>
       </w:r>
+      <w:proofErr w:type="spellStart"/>
       <w:r>
         <w:rPr>
           <w:rFonts w:ascii="Arial" w:hAnsi="Arial" w:cs="Arial"/>
         </w:rPr>
         <w:t>eShopWorld</w:t>
       </w:r>
+      <w:proofErr w:type="spellEnd"/>
       <w:r>
         <w:rPr>
           <w:rFonts w:ascii="Arial" w:hAnsi="Arial" w:cs="Arial"/>
@@ -1281,7 +1407,35 @@
         <w:rPr>
           <w:rFonts w:ascii="Arial" w:hAnsi="Arial" w:cs="Arial"/>
         </w:rPr>
-        <w:t xml:space="preserve">/link_eshopworld/sitesdata/ </w:t>
+        <w:t>/</w:t>
+      </w:r>
+      <w:proofErr w:type="spellStart"/>
+      <w:r>
+        <w:rPr>
+          <w:rFonts w:ascii="Arial" w:hAnsi="Arial" w:cs="Arial"/>
+        </w:rPr>
+        <w:t>link_eshopworld</w:t>
+      </w:r>
+      <w:proofErr w:type="spellEnd"/>
+      <w:r>
+        <w:rPr>
+          <w:rFonts w:ascii="Arial" w:hAnsi="Arial" w:cs="Arial"/>
+        </w:rPr>
+        <w:t>/</w:t>
+      </w:r>
+      <w:proofErr w:type="spellStart"/>
+      <w:r>
+        <w:rPr>
+          <w:rFonts w:ascii="Arial" w:hAnsi="Arial" w:cs="Arial"/>
+        </w:rPr>
+        <w:t>sitesdata</w:t>
+      </w:r>
+      <w:proofErr w:type="spellEnd"/>
+      <w:r>
+        <w:rPr>
+          <w:rFonts w:ascii="Arial" w:hAnsi="Arial" w:cs="Arial"/>
+        </w:rPr>
+        <w:t xml:space="preserve">/ </w:t>
       </w:r>
       <w:r>
         <w:rPr>
@@ -1333,11 +1487,19 @@
         </w:rPr>
         <w:t xml:space="preserve">Check the definitions for </w:t>
       </w:r>
-      <w:r>
-        <w:rPr>
-          <w:rFonts w:ascii="Arial" w:hAnsi="Arial" w:cs="Arial"/>
-        </w:rPr>
-        <w:t xml:space="preserve">eShopWorld </w:t>
+      <w:proofErr w:type="spellStart"/>
+      <w:r>
+        <w:rPr>
+          <w:rFonts w:ascii="Arial" w:hAnsi="Arial" w:cs="Arial"/>
+        </w:rPr>
+        <w:t>eShopWorld</w:t>
+      </w:r>
+      <w:proofErr w:type="spellEnd"/>
+      <w:r>
+        <w:rPr>
+          <w:rFonts w:ascii="Arial" w:hAnsi="Arial" w:cs="Arial"/>
+        </w:rPr>
+        <w:t xml:space="preserve"> </w:t>
       </w:r>
       <w:r>
         <w:rPr>
@@ -1345,12 +1507,14 @@
         </w:rPr>
         <w:t xml:space="preserve">Custom Object on Staging – </w:t>
       </w:r>
+      <w:proofErr w:type="spellStart"/>
       <w:r>
         <w:rPr>
           <w:rFonts w:ascii="Arial" w:hAnsi="Arial" w:cs="Arial"/>
         </w:rPr>
         <w:t>esw</w:t>
       </w:r>
+      <w:proofErr w:type="spellEnd"/>
       <w:r>
         <w:rPr>
           <w:rFonts w:ascii="Arial" w:hAnsi="Arial" w:cs="Arial"/>
@@ -1367,7 +1531,35 @@
         <w:rPr>
           <w:rFonts w:ascii="Arial" w:hAnsi="Arial" w:cs="Arial"/>
         </w:rPr>
-        <w:t>/link_eshopworld/sitesdata/meta folder</w:t>
+        <w:t>/</w:t>
+      </w:r>
+      <w:proofErr w:type="spellStart"/>
+      <w:r>
+        <w:rPr>
+          <w:rFonts w:ascii="Arial" w:hAnsi="Arial" w:cs="Arial"/>
+        </w:rPr>
+        <w:t>link_eshopworld</w:t>
+      </w:r>
+      <w:proofErr w:type="spellEnd"/>
+      <w:r>
+        <w:rPr>
+          <w:rFonts w:ascii="Arial" w:hAnsi="Arial" w:cs="Arial"/>
+        </w:rPr>
+        <w:t>/</w:t>
+      </w:r>
+      <w:proofErr w:type="spellStart"/>
+      <w:r>
+        <w:rPr>
+          <w:rFonts w:ascii="Arial" w:hAnsi="Arial" w:cs="Arial"/>
+        </w:rPr>
+        <w:t>sitesdata</w:t>
+      </w:r>
+      <w:proofErr w:type="spellEnd"/>
+      <w:r>
+        <w:rPr>
+          <w:rFonts w:ascii="Arial" w:hAnsi="Arial" w:cs="Arial"/>
+        </w:rPr>
+        <w:t>/meta folder</w:t>
       </w:r>
     </w:p>
     <w:p>
@@ -1392,7 +1584,21 @@
         <w:rPr>
           <w:rFonts w:ascii="Arial" w:hAnsi="Arial" w:cs="Arial"/>
         </w:rPr>
-        <w:t>ake sure the new ESW related order level custom attributes are mapped correctly in the OMS i.e (Radial, Oracle, Salesforce OMS) to avoid OMS settlement issues.</w:t>
+        <w:t xml:space="preserve">ake sure the new ESW related order level custom attributes are mapped correctly in the OMS </w:t>
+      </w:r>
+      <w:proofErr w:type="spellStart"/>
+      <w:r>
+        <w:rPr>
+          <w:rFonts w:ascii="Arial" w:hAnsi="Arial" w:cs="Arial"/>
+        </w:rPr>
+        <w:t>i.e</w:t>
+      </w:r>
+      <w:proofErr w:type="spellEnd"/>
+      <w:r>
+        <w:rPr>
+          <w:rFonts w:ascii="Arial" w:hAnsi="Arial" w:cs="Arial"/>
+        </w:rPr>
+        <w:t xml:space="preserve"> (Radial, Oracle, Salesforce OMS) to avoid OMS settlement issues.</w:t>
       </w:r>
     </w:p>
     <w:p>
@@ -1506,7 +1712,14 @@
         <w:rPr>
           <w:rFonts w:ascii="Arial" w:hAnsi="Arial" w:cs="Arial"/>
         </w:rPr>
-        <w:t>Check that int_</w:t>
+        <w:t xml:space="preserve">Check that </w:t>
+      </w:r>
+      <w:proofErr w:type="spellStart"/>
+      <w:r>
+        <w:rPr>
+          <w:rFonts w:ascii="Arial" w:hAnsi="Arial" w:cs="Arial"/>
+        </w:rPr>
+        <w:t>int_</w:t>
       </w:r>
       <w:r>
         <w:rPr>
@@ -1514,6 +1727,7 @@
         </w:rPr>
         <w:t>eshopworld_core</w:t>
       </w:r>
+      <w:proofErr w:type="spellEnd"/>
       <w:r>
         <w:rPr>
           <w:rFonts w:ascii="Arial" w:hAnsi="Arial" w:cs="Arial"/>
@@ -1530,7 +1744,14 @@
         <w:rPr>
           <w:rFonts w:ascii="Arial" w:hAnsi="Arial" w:cs="Arial"/>
         </w:rPr>
-        <w:t xml:space="preserve"> extension cartridges (int_</w:t>
+        <w:t xml:space="preserve"> extension cartridges (</w:t>
+      </w:r>
+      <w:proofErr w:type="spellStart"/>
+      <w:r>
+        <w:rPr>
+          <w:rFonts w:ascii="Arial" w:hAnsi="Arial" w:cs="Arial"/>
+        </w:rPr>
+        <w:t>int_</w:t>
       </w:r>
       <w:r>
         <w:rPr>
@@ -1550,11 +1771,19 @@
         </w:rPr>
         <w:t>controllers</w:t>
       </w:r>
-      <w:r>
-        <w:rPr>
-          <w:rFonts w:ascii="Arial" w:hAnsi="Arial" w:cs="Arial"/>
-        </w:rPr>
-        <w:t xml:space="preserve"> for SiteGe</w:t>
+      <w:proofErr w:type="spellEnd"/>
+      <w:r>
+        <w:rPr>
+          <w:rFonts w:ascii="Arial" w:hAnsi="Arial" w:cs="Arial"/>
+        </w:rPr>
+        <w:t xml:space="preserve"> for </w:t>
+      </w:r>
+      <w:proofErr w:type="spellStart"/>
+      <w:r>
+        <w:rPr>
+          <w:rFonts w:ascii="Arial" w:hAnsi="Arial" w:cs="Arial"/>
+        </w:rPr>
+        <w:t>SiteGe</w:t>
       </w:r>
       <w:r>
         <w:rPr>
@@ -1566,7 +1795,21 @@
         <w:rPr>
           <w:rFonts w:ascii="Arial" w:hAnsi="Arial" w:cs="Arial"/>
         </w:rPr>
-        <w:t>esis, int_</w:t>
+        <w:t>esis</w:t>
+      </w:r>
+      <w:proofErr w:type="spellEnd"/>
+      <w:r>
+        <w:rPr>
+          <w:rFonts w:ascii="Arial" w:hAnsi="Arial" w:cs="Arial"/>
+        </w:rPr>
+        <w:t xml:space="preserve">, </w:t>
+      </w:r>
+      <w:proofErr w:type="spellStart"/>
+      <w:r>
+        <w:rPr>
+          <w:rFonts w:ascii="Arial" w:hAnsi="Arial" w:cs="Arial"/>
+        </w:rPr>
+        <w:t>int_</w:t>
       </w:r>
       <w:r>
         <w:rPr>
@@ -1578,7 +1821,14 @@
         <w:rPr>
           <w:rFonts w:ascii="Arial" w:hAnsi="Arial" w:cs="Arial"/>
         </w:rPr>
-        <w:t>_sfra for SFRA) are in the</w:t>
+        <w:t>_sfra</w:t>
+      </w:r>
+      <w:proofErr w:type="spellEnd"/>
+      <w:r>
+        <w:rPr>
+          <w:rFonts w:ascii="Arial" w:hAnsi="Arial" w:cs="Arial"/>
+        </w:rPr>
+        <w:t xml:space="preserve"> for SFRA) are in the</w:t>
       </w:r>
       <w:r>
         <w:rPr>
@@ -1629,12 +1879,14 @@
         </w:rPr>
         <w:t xml:space="preserve">Check once again manually </w:t>
       </w:r>
+      <w:proofErr w:type="spellStart"/>
       <w:r>
         <w:rPr>
           <w:rFonts w:ascii="Arial" w:hAnsi="Arial" w:cs="Arial"/>
         </w:rPr>
         <w:t>eShopWorld</w:t>
       </w:r>
+      <w:proofErr w:type="spellEnd"/>
       <w:r>
         <w:rPr>
           <w:rFonts w:ascii="Arial" w:hAnsi="Arial" w:cs="Arial"/>
@@ -1832,12 +2084,14 @@
           <w:rFonts w:ascii="Arial" w:hAnsi="Arial" w:cs="Arial"/>
         </w:rPr>
       </w:pPr>
+      <w:proofErr w:type="spellStart"/>
       <w:r>
         <w:rPr>
           <w:rFonts w:ascii="Arial" w:hAnsi="Arial" w:cs="Arial"/>
         </w:rPr>
         <w:t>ContinueShoppingUrl|Home-Show</w:t>
       </w:r>
+      <w:proofErr w:type="spellEnd"/>
     </w:p>
     <w:p>
       <w:pPr>
@@ -1851,6 +2105,7 @@
           <w:rFonts w:ascii="Arial" w:hAnsi="Arial" w:cs="Arial"/>
         </w:rPr>
       </w:pPr>
+      <w:proofErr w:type="spellStart"/>
       <w:r>
         <w:rPr>
           <w:rFonts w:ascii="Arial" w:hAnsi="Arial" w:cs="Arial"/>
@@ -1858,6 +2113,7 @@
         <w:lastRenderedPageBreak/>
         <w:t>BaseUrl|EShopWorld-Home</w:t>
       </w:r>
+      <w:proofErr w:type="spellEnd"/>
     </w:p>
     <w:p>
       <w:pPr>
@@ -1871,12 +2127,14 @@
           <w:rFonts w:ascii="Arial" w:hAnsi="Arial" w:cs="Arial"/>
         </w:rPr>
       </w:pPr>
+      <w:proofErr w:type="spellStart"/>
       <w:r>
         <w:rPr>
           <w:rFonts w:ascii="Arial" w:hAnsi="Arial" w:cs="Arial"/>
         </w:rPr>
         <w:t>BackToCartUrl|Cart-Show</w:t>
       </w:r>
+      <w:proofErr w:type="spellEnd"/>
     </w:p>
     <w:p>
       <w:pPr>
@@ -1908,6 +2166,7 @@
         </w:rPr>
         <w:t xml:space="preserve">Logo URL configured in tenant configuration with </w:t>
       </w:r>
+      <w:proofErr w:type="spellStart"/>
       <w:r>
         <w:rPr>
           <w:rFonts w:ascii="Arial" w:hAnsi="Arial" w:cs="Arial"/>
@@ -1918,7 +2177,28 @@
         <w:rPr>
           <w:rFonts w:ascii="Arial" w:hAnsi="Arial" w:cs="Arial"/>
         </w:rPr>
-        <w:t>aseUrl/EShopWorld-Home endpoint.</w:t>
+        <w:t>aseUrl</w:t>
+      </w:r>
+      <w:proofErr w:type="spellEnd"/>
+      <w:r>
+        <w:rPr>
+          <w:rFonts w:ascii="Arial" w:hAnsi="Arial" w:cs="Arial"/>
+        </w:rPr>
+        <w:t>/</w:t>
+      </w:r>
+      <w:proofErr w:type="spellStart"/>
+      <w:r>
+        <w:rPr>
+          <w:rFonts w:ascii="Arial" w:hAnsi="Arial" w:cs="Arial"/>
+        </w:rPr>
+        <w:t>EShopWorld</w:t>
+      </w:r>
+      <w:proofErr w:type="spellEnd"/>
+      <w:r>
+        <w:rPr>
+          <w:rFonts w:ascii="Arial" w:hAnsi="Arial" w:cs="Arial"/>
+        </w:rPr>
+        <w:t>-Home endpoint.</w:t>
       </w:r>
     </w:p>
     <w:p>
@@ -1939,23 +2219,33 @@
         </w:rPr>
         <w:t xml:space="preserve">Run </w:t>
       </w:r>
+      <w:proofErr w:type="spellStart"/>
       <w:r>
         <w:rPr>
           <w:rFonts w:ascii="Arial" w:hAnsi="Arial" w:cs="Arial"/>
         </w:rPr>
         <w:t>eShopWorld</w:t>
       </w:r>
+      <w:proofErr w:type="spellEnd"/>
       <w:r>
         <w:rPr>
           <w:rFonts w:ascii="Arial" w:hAnsi="Arial" w:cs="Arial"/>
         </w:rPr>
         <w:t xml:space="preserve"> </w:t>
       </w:r>
-      <w:r>
-        <w:rPr>
-          <w:rFonts w:ascii="Arial" w:hAnsi="Arial" w:cs="Arial"/>
-        </w:rPr>
-        <w:t xml:space="preserve">eswRetailerPricingFeed </w:t>
+      <w:proofErr w:type="spellStart"/>
+      <w:r>
+        <w:rPr>
+          <w:rFonts w:ascii="Arial" w:hAnsi="Arial" w:cs="Arial"/>
+        </w:rPr>
+        <w:t>eswRetailerPricingFeed</w:t>
+      </w:r>
+      <w:proofErr w:type="spellEnd"/>
+      <w:r>
+        <w:rPr>
+          <w:rFonts w:ascii="Arial" w:hAnsi="Arial" w:cs="Arial"/>
+        </w:rPr>
+        <w:t xml:space="preserve"> </w:t>
       </w:r>
       <w:r>
         <w:rPr>
@@ -2026,24 +2316,28 @@
         </w:rPr>
         <w:t xml:space="preserve">Run </w:t>
       </w:r>
+      <w:proofErr w:type="spellStart"/>
       <w:r>
         <w:rPr>
           <w:rFonts w:ascii="Arial" w:hAnsi="Arial" w:cs="Arial"/>
         </w:rPr>
         <w:t>eShopWorld</w:t>
       </w:r>
+      <w:proofErr w:type="spellEnd"/>
       <w:r>
         <w:rPr>
           <w:rFonts w:ascii="Arial" w:hAnsi="Arial" w:cs="Arial"/>
         </w:rPr>
         <w:t xml:space="preserve"> </w:t>
       </w:r>
+      <w:proofErr w:type="spellStart"/>
       <w:r>
         <w:rPr>
           <w:rFonts w:ascii="Arial" w:hAnsi="Arial" w:cs="Arial"/>
         </w:rPr>
         <w:t>eswRetailerAutoConfigurator</w:t>
       </w:r>
+      <w:proofErr w:type="spellEnd"/>
       <w:r>
         <w:rPr>
           <w:rFonts w:ascii="Arial" w:hAnsi="Arial" w:cs="Arial"/>
@@ -2093,23 +2387,33 @@
         </w:rPr>
         <w:t>After Jobs execution (</w:t>
       </w:r>
+      <w:proofErr w:type="spellStart"/>
       <w:r>
         <w:rPr>
           <w:rFonts w:ascii="Arial" w:hAnsi="Arial" w:cs="Arial"/>
         </w:rPr>
         <w:t>eswRetailerAutoConfigurator</w:t>
       </w:r>
+      <w:proofErr w:type="spellEnd"/>
       <w:r>
         <w:rPr>
           <w:rFonts w:ascii="Arial" w:hAnsi="Arial" w:cs="Arial"/>
         </w:rPr>
         <w:t xml:space="preserve"> &amp; </w:t>
       </w:r>
-      <w:r>
-        <w:rPr>
-          <w:rFonts w:ascii="Arial" w:hAnsi="Arial" w:cs="Arial"/>
-        </w:rPr>
-        <w:t>eswRetailerPricingFeed)</w:t>
+      <w:proofErr w:type="spellStart"/>
+      <w:r>
+        <w:rPr>
+          <w:rFonts w:ascii="Arial" w:hAnsi="Arial" w:cs="Arial"/>
+        </w:rPr>
+        <w:t>eswRetailerPricingFeed</w:t>
+      </w:r>
+      <w:proofErr w:type="spellEnd"/>
+      <w:r>
+        <w:rPr>
+          <w:rFonts w:ascii="Arial" w:hAnsi="Arial" w:cs="Arial"/>
+        </w:rPr>
+        <w:t>)</w:t>
       </w:r>
       <w:r>
         <w:rPr>
@@ -2142,24 +2446,28 @@
         </w:rPr>
         <w:t xml:space="preserve">Enable </w:t>
       </w:r>
+      <w:proofErr w:type="spellStart"/>
       <w:r>
         <w:rPr>
           <w:rFonts w:ascii="Arial" w:hAnsi="Arial" w:cs="Arial"/>
         </w:rPr>
         <w:t>eShopWorld</w:t>
       </w:r>
+      <w:proofErr w:type="spellEnd"/>
       <w:r>
         <w:rPr>
           <w:rFonts w:ascii="Arial" w:hAnsi="Arial" w:cs="Arial"/>
         </w:rPr>
         <w:t xml:space="preserve"> in </w:t>
       </w:r>
+      <w:proofErr w:type="spellStart"/>
       <w:r>
         <w:rPr>
           <w:rFonts w:ascii="Arial" w:hAnsi="Arial" w:cs="Arial"/>
         </w:rPr>
         <w:t>eShopWorld</w:t>
       </w:r>
+      <w:proofErr w:type="spellEnd"/>
       <w:r>
         <w:rPr>
           <w:rFonts w:ascii="Arial" w:hAnsi="Arial" w:cs="Arial"/>
@@ -2976,6 +3284,7 @@
   <w:style w:type="character" w:default="1" w:styleId="DefaultParagraphFont">
     <w:name w:val="Default Paragraph Font"/>
     <w:uiPriority w:val="1"/>
+    <w:semiHidden/>
     <w:unhideWhenUsed/>
   </w:style>
   <w:style w:type="table" w:default="1" w:styleId="TableNormal">

--- a/link_eshopworld/Documentation/eShopWorld_Go_Live_Checklist.docx
+++ b/link_eshopworld/Documentation/eShopWorld_Go_Live_Checklist.docx
@@ -284,21 +284,14 @@
                                     <w:sz w:val="20"/>
                                     <w:szCs w:val="20"/>
                                   </w:rPr>
-                                  <w:t>: 4.</w:t>
+                                  <w:t xml:space="preserve">: </w:t>
                                 </w:r>
                                 <w:r>
                                   <w:rPr>
                                     <w:sz w:val="20"/>
                                     <w:szCs w:val="20"/>
                                   </w:rPr>
-                                  <w:t>7</w:t>
-                                </w:r>
-                                <w:r>
-                                  <w:rPr>
-                                    <w:sz w:val="20"/>
-                                    <w:szCs w:val="20"/>
-                                  </w:rPr>
-                                  <w:t>.1</w:t>
+                                  <w:t>5.0.0</w:t>
                                 </w:r>
                               </w:p>
                               <w:p>
@@ -330,14 +323,28 @@
                                     <w:sz w:val="20"/>
                                     <w:szCs w:val="20"/>
                                   </w:rPr>
-                                  <w:t>July</w:t>
+                                  <w:t>February</w:t>
                                 </w:r>
                                 <w:r>
                                   <w:rPr>
                                     <w:sz w:val="20"/>
                                     <w:szCs w:val="20"/>
                                   </w:rPr>
-                                  <w:t xml:space="preserve"> 2025</w:t>
+                                  <w:t xml:space="preserve"> </w:t>
+                                </w:r>
+                                <w:r>
+                                  <w:rPr>
+                                    <w:sz w:val="20"/>
+                                    <w:szCs w:val="20"/>
+                                  </w:rPr>
+                                  <w:t>202</w:t>
+                                </w:r>
+                                <w:r>
+                                  <w:rPr>
+                                    <w:sz w:val="20"/>
+                                    <w:szCs w:val="20"/>
+                                  </w:rPr>
+                                  <w:t>6</w:t>
                                 </w:r>
                               </w:p>
                               <w:p>
@@ -359,7 +366,7 @@
                                   <w:rPr>
                                     <w:rStyle w:val="span"/>
                                   </w:rPr>
-                                  <w:t>5</w:t>
+                                  <w:t>6</w:t>
                                 </w:r>
                                 <w:r>
                                   <w:rPr>
@@ -422,21 +429,14 @@
                               <w:sz w:val="20"/>
                               <w:szCs w:val="20"/>
                             </w:rPr>
-                            <w:t>: 4.</w:t>
+                            <w:t xml:space="preserve">: </w:t>
                           </w:r>
                           <w:r>
                             <w:rPr>
                               <w:sz w:val="20"/>
                               <w:szCs w:val="20"/>
                             </w:rPr>
-                            <w:t>7</w:t>
-                          </w:r>
-                          <w:r>
-                            <w:rPr>
-                              <w:sz w:val="20"/>
-                              <w:szCs w:val="20"/>
-                            </w:rPr>
-                            <w:t>.1</w:t>
+                            <w:t>5.0.0</w:t>
                           </w:r>
                         </w:p>
                         <w:p>
@@ -468,14 +468,28 @@
                               <w:sz w:val="20"/>
                               <w:szCs w:val="20"/>
                             </w:rPr>
-                            <w:t>July</w:t>
+                            <w:t>February</w:t>
                           </w:r>
                           <w:r>
                             <w:rPr>
                               <w:sz w:val="20"/>
                               <w:szCs w:val="20"/>
                             </w:rPr>
-                            <w:t xml:space="preserve"> 2025</w:t>
+                            <w:t xml:space="preserve"> </w:t>
+                          </w:r>
+                          <w:r>
+                            <w:rPr>
+                              <w:sz w:val="20"/>
+                              <w:szCs w:val="20"/>
+                            </w:rPr>
+                            <w:t>202</w:t>
+                          </w:r>
+                          <w:r>
+                            <w:rPr>
+                              <w:sz w:val="20"/>
+                              <w:szCs w:val="20"/>
+                            </w:rPr>
+                            <w:t>6</w:t>
                           </w:r>
                         </w:p>
                         <w:p>
@@ -497,7 +511,7 @@
                             <w:rPr>
                               <w:rStyle w:val="span"/>
                             </w:rPr>
-                            <w:t>5</w:t>
+                            <w:t>6</w:t>
                           </w:r>
                           <w:r>
                             <w:rPr>
@@ -983,12 +997,14 @@
         </w:rPr>
         <w:t xml:space="preserve">The checklist of actions which have to be done on deploy/rollout </w:t>
       </w:r>
+      <w:proofErr w:type="spellStart"/>
       <w:r>
         <w:rPr>
           <w:rFonts w:ascii="Arial" w:hAnsi="Arial" w:cs="Arial"/>
         </w:rPr>
         <w:t>eShopWorld</w:t>
       </w:r>
+      <w:proofErr w:type="spellEnd"/>
       <w:r>
         <w:rPr>
           <w:rFonts w:ascii="Arial" w:hAnsi="Arial" w:cs="Arial"/>
@@ -1027,12 +1043,14 @@
         </w:rPr>
         <w:t xml:space="preserve">Check the </w:t>
       </w:r>
+      <w:proofErr w:type="spellStart"/>
       <w:r>
         <w:rPr>
           <w:rFonts w:ascii="Arial" w:hAnsi="Arial" w:cs="Arial"/>
         </w:rPr>
         <w:t>eShopWorld</w:t>
       </w:r>
+      <w:proofErr w:type="spellEnd"/>
       <w:r>
         <w:rPr>
           <w:rFonts w:ascii="Arial" w:hAnsi="Arial" w:cs="Arial"/>
@@ -1057,12 +1075,28 @@
         </w:rPr>
         <w:t>/</w:t>
       </w:r>
-      <w:r>
-        <w:rPr>
-          <w:rFonts w:ascii="Arial" w:hAnsi="Arial" w:cs="Arial"/>
-        </w:rPr>
-        <w:t>link_eshopworld/sitesdata</w:t>
-      </w:r>
+      <w:proofErr w:type="spellStart"/>
+      <w:r>
+        <w:rPr>
+          <w:rFonts w:ascii="Arial" w:hAnsi="Arial" w:cs="Arial"/>
+        </w:rPr>
+        <w:t>link_eshopworld</w:t>
+      </w:r>
+      <w:proofErr w:type="spellEnd"/>
+      <w:r>
+        <w:rPr>
+          <w:rFonts w:ascii="Arial" w:hAnsi="Arial" w:cs="Arial"/>
+        </w:rPr>
+        <w:t>/</w:t>
+      </w:r>
+      <w:proofErr w:type="spellStart"/>
+      <w:r>
+        <w:rPr>
+          <w:rFonts w:ascii="Arial" w:hAnsi="Arial" w:cs="Arial"/>
+        </w:rPr>
+        <w:t>sitesdata</w:t>
+      </w:r>
+      <w:proofErr w:type="spellEnd"/>
       <w:r>
         <w:rPr>
           <w:rFonts w:ascii="Arial" w:hAnsi="Arial" w:cs="Arial"/>
@@ -1094,11 +1128,19 @@
         </w:rPr>
         <w:t xml:space="preserve">Check </w:t>
       </w:r>
-      <w:r>
-        <w:rPr>
-          <w:rFonts w:ascii="Arial" w:hAnsi="Arial" w:cs="Arial"/>
-        </w:rPr>
-        <w:t xml:space="preserve">eShopWorld </w:t>
+      <w:proofErr w:type="spellStart"/>
+      <w:r>
+        <w:rPr>
+          <w:rFonts w:ascii="Arial" w:hAnsi="Arial" w:cs="Arial"/>
+        </w:rPr>
+        <w:t>eShopWorld</w:t>
+      </w:r>
+      <w:proofErr w:type="spellEnd"/>
+      <w:r>
+        <w:rPr>
+          <w:rFonts w:ascii="Arial" w:hAnsi="Arial" w:cs="Arial"/>
+        </w:rPr>
+        <w:t xml:space="preserve"> </w:t>
       </w:r>
       <w:r>
         <w:rPr>
@@ -1122,8 +1164,86 @@
         <w:rPr>
           <w:rFonts w:ascii="Arial" w:hAnsi="Arial" w:cs="Arial"/>
         </w:rPr>
-        <w:t xml:space="preserve"> /link_eshopworld/sitesdata/sites/SiteGenesis or /link_eshopworld/sitesdata/sites/RefArch</w:t>
-      </w:r>
+        <w:t xml:space="preserve"> /</w:t>
+      </w:r>
+      <w:proofErr w:type="spellStart"/>
+      <w:r>
+        <w:rPr>
+          <w:rFonts w:ascii="Arial" w:hAnsi="Arial" w:cs="Arial"/>
+        </w:rPr>
+        <w:t>link_eshopworld</w:t>
+      </w:r>
+      <w:proofErr w:type="spellEnd"/>
+      <w:r>
+        <w:rPr>
+          <w:rFonts w:ascii="Arial" w:hAnsi="Arial" w:cs="Arial"/>
+        </w:rPr>
+        <w:t>/</w:t>
+      </w:r>
+      <w:proofErr w:type="spellStart"/>
+      <w:r>
+        <w:rPr>
+          <w:rFonts w:ascii="Arial" w:hAnsi="Arial" w:cs="Arial"/>
+        </w:rPr>
+        <w:t>sitesdata</w:t>
+      </w:r>
+      <w:proofErr w:type="spellEnd"/>
+      <w:r>
+        <w:rPr>
+          <w:rFonts w:ascii="Arial" w:hAnsi="Arial" w:cs="Arial"/>
+        </w:rPr>
+        <w:t>/sites/</w:t>
+      </w:r>
+      <w:proofErr w:type="spellStart"/>
+      <w:r>
+        <w:rPr>
+          <w:rFonts w:ascii="Arial" w:hAnsi="Arial" w:cs="Arial"/>
+        </w:rPr>
+        <w:t>SiteGenesis</w:t>
+      </w:r>
+      <w:proofErr w:type="spellEnd"/>
+      <w:r>
+        <w:rPr>
+          <w:rFonts w:ascii="Arial" w:hAnsi="Arial" w:cs="Arial"/>
+        </w:rPr>
+        <w:t xml:space="preserve"> or /</w:t>
+      </w:r>
+      <w:proofErr w:type="spellStart"/>
+      <w:r>
+        <w:rPr>
+          <w:rFonts w:ascii="Arial" w:hAnsi="Arial" w:cs="Arial"/>
+        </w:rPr>
+        <w:t>link_eshopworld</w:t>
+      </w:r>
+      <w:proofErr w:type="spellEnd"/>
+      <w:r>
+        <w:rPr>
+          <w:rFonts w:ascii="Arial" w:hAnsi="Arial" w:cs="Arial"/>
+        </w:rPr>
+        <w:t>/</w:t>
+      </w:r>
+      <w:proofErr w:type="spellStart"/>
+      <w:r>
+        <w:rPr>
+          <w:rFonts w:ascii="Arial" w:hAnsi="Arial" w:cs="Arial"/>
+        </w:rPr>
+        <w:t>sitesdata</w:t>
+      </w:r>
+      <w:proofErr w:type="spellEnd"/>
+      <w:r>
+        <w:rPr>
+          <w:rFonts w:ascii="Arial" w:hAnsi="Arial" w:cs="Arial"/>
+        </w:rPr>
+        <w:t>/sites/</w:t>
+      </w:r>
+      <w:proofErr w:type="spellStart"/>
+      <w:r>
+        <w:rPr>
+          <w:rFonts w:ascii="Arial" w:hAnsi="Arial" w:cs="Arial"/>
+        </w:rPr>
+        <w:t>RefArch</w:t>
+      </w:r>
+      <w:proofErr w:type="spellEnd"/>
       <w:r>
         <w:rPr>
           <w:rFonts w:ascii="Arial" w:hAnsi="Arial" w:cs="Arial"/>
@@ -1161,12 +1281,14 @@
         </w:rPr>
         <w:t xml:space="preserve">Check the configuration of </w:t>
       </w:r>
+      <w:proofErr w:type="spellStart"/>
       <w:r>
         <w:rPr>
           <w:rFonts w:ascii="Arial" w:hAnsi="Arial" w:cs="Arial"/>
         </w:rPr>
         <w:t>eShopWorld</w:t>
       </w:r>
+      <w:proofErr w:type="spellEnd"/>
       <w:r>
         <w:rPr>
           <w:rFonts w:ascii="Arial" w:hAnsi="Arial" w:cs="Arial"/>
@@ -1216,12 +1338,14 @@
         </w:rPr>
         <w:t xml:space="preserve">Check all price books on Staging, including Fixed price books if there any configured in </w:t>
       </w:r>
+      <w:proofErr w:type="spellStart"/>
       <w:r>
         <w:rPr>
           <w:rFonts w:ascii="Arial" w:hAnsi="Arial" w:cs="Arial"/>
         </w:rPr>
         <w:t>eShopWorld</w:t>
       </w:r>
+      <w:proofErr w:type="spellEnd"/>
       <w:r>
         <w:rPr>
           <w:rFonts w:ascii="Arial" w:hAnsi="Arial" w:cs="Arial"/>
@@ -1259,12 +1383,14 @@
         </w:rPr>
         <w:t xml:space="preserve">Check </w:t>
       </w:r>
+      <w:proofErr w:type="spellStart"/>
       <w:r>
         <w:rPr>
           <w:rFonts w:ascii="Arial" w:hAnsi="Arial" w:cs="Arial"/>
         </w:rPr>
         <w:t>eShopWorld</w:t>
       </w:r>
+      <w:proofErr w:type="spellEnd"/>
       <w:r>
         <w:rPr>
           <w:rFonts w:ascii="Arial" w:hAnsi="Arial" w:cs="Arial"/>
@@ -1281,7 +1407,35 @@
         <w:rPr>
           <w:rFonts w:ascii="Arial" w:hAnsi="Arial" w:cs="Arial"/>
         </w:rPr>
-        <w:t xml:space="preserve">/link_eshopworld/sitesdata/ </w:t>
+        <w:t>/</w:t>
+      </w:r>
+      <w:proofErr w:type="spellStart"/>
+      <w:r>
+        <w:rPr>
+          <w:rFonts w:ascii="Arial" w:hAnsi="Arial" w:cs="Arial"/>
+        </w:rPr>
+        <w:t>link_eshopworld</w:t>
+      </w:r>
+      <w:proofErr w:type="spellEnd"/>
+      <w:r>
+        <w:rPr>
+          <w:rFonts w:ascii="Arial" w:hAnsi="Arial" w:cs="Arial"/>
+        </w:rPr>
+        <w:t>/</w:t>
+      </w:r>
+      <w:proofErr w:type="spellStart"/>
+      <w:r>
+        <w:rPr>
+          <w:rFonts w:ascii="Arial" w:hAnsi="Arial" w:cs="Arial"/>
+        </w:rPr>
+        <w:t>sitesdata</w:t>
+      </w:r>
+      <w:proofErr w:type="spellEnd"/>
+      <w:r>
+        <w:rPr>
+          <w:rFonts w:ascii="Arial" w:hAnsi="Arial" w:cs="Arial"/>
+        </w:rPr>
+        <w:t xml:space="preserve">/ </w:t>
       </w:r>
       <w:r>
         <w:rPr>
@@ -1333,11 +1487,19 @@
         </w:rPr>
         <w:t xml:space="preserve">Check the definitions for </w:t>
       </w:r>
-      <w:r>
-        <w:rPr>
-          <w:rFonts w:ascii="Arial" w:hAnsi="Arial" w:cs="Arial"/>
-        </w:rPr>
-        <w:t xml:space="preserve">eShopWorld </w:t>
+      <w:proofErr w:type="spellStart"/>
+      <w:r>
+        <w:rPr>
+          <w:rFonts w:ascii="Arial" w:hAnsi="Arial" w:cs="Arial"/>
+        </w:rPr>
+        <w:t>eShopWorld</w:t>
+      </w:r>
+      <w:proofErr w:type="spellEnd"/>
+      <w:r>
+        <w:rPr>
+          <w:rFonts w:ascii="Arial" w:hAnsi="Arial" w:cs="Arial"/>
+        </w:rPr>
+        <w:t xml:space="preserve"> </w:t>
       </w:r>
       <w:r>
         <w:rPr>
@@ -1345,12 +1507,14 @@
         </w:rPr>
         <w:t xml:space="preserve">Custom Object on Staging – </w:t>
       </w:r>
+      <w:proofErr w:type="spellStart"/>
       <w:r>
         <w:rPr>
           <w:rFonts w:ascii="Arial" w:hAnsi="Arial" w:cs="Arial"/>
         </w:rPr>
         <w:t>esw</w:t>
       </w:r>
+      <w:proofErr w:type="spellEnd"/>
       <w:r>
         <w:rPr>
           <w:rFonts w:ascii="Arial" w:hAnsi="Arial" w:cs="Arial"/>
@@ -1367,7 +1531,35 @@
         <w:rPr>
           <w:rFonts w:ascii="Arial" w:hAnsi="Arial" w:cs="Arial"/>
         </w:rPr>
-        <w:t>/link_eshopworld/sitesdata/meta folder</w:t>
+        <w:t>/</w:t>
+      </w:r>
+      <w:proofErr w:type="spellStart"/>
+      <w:r>
+        <w:rPr>
+          <w:rFonts w:ascii="Arial" w:hAnsi="Arial" w:cs="Arial"/>
+        </w:rPr>
+        <w:t>link_eshopworld</w:t>
+      </w:r>
+      <w:proofErr w:type="spellEnd"/>
+      <w:r>
+        <w:rPr>
+          <w:rFonts w:ascii="Arial" w:hAnsi="Arial" w:cs="Arial"/>
+        </w:rPr>
+        <w:t>/</w:t>
+      </w:r>
+      <w:proofErr w:type="spellStart"/>
+      <w:r>
+        <w:rPr>
+          <w:rFonts w:ascii="Arial" w:hAnsi="Arial" w:cs="Arial"/>
+        </w:rPr>
+        <w:t>sitesdata</w:t>
+      </w:r>
+      <w:proofErr w:type="spellEnd"/>
+      <w:r>
+        <w:rPr>
+          <w:rFonts w:ascii="Arial" w:hAnsi="Arial" w:cs="Arial"/>
+        </w:rPr>
+        <w:t>/meta folder</w:t>
       </w:r>
     </w:p>
     <w:p>
@@ -1392,7 +1584,21 @@
         <w:rPr>
           <w:rFonts w:ascii="Arial" w:hAnsi="Arial" w:cs="Arial"/>
         </w:rPr>
-        <w:t>ake sure the new ESW related order level custom attributes are mapped correctly in the OMS i.e (Radial, Oracle, Salesforce OMS) to avoid OMS settlement issues.</w:t>
+        <w:t xml:space="preserve">ake sure the new ESW related order level custom attributes are mapped correctly in the OMS </w:t>
+      </w:r>
+      <w:proofErr w:type="spellStart"/>
+      <w:r>
+        <w:rPr>
+          <w:rFonts w:ascii="Arial" w:hAnsi="Arial" w:cs="Arial"/>
+        </w:rPr>
+        <w:t>i.e</w:t>
+      </w:r>
+      <w:proofErr w:type="spellEnd"/>
+      <w:r>
+        <w:rPr>
+          <w:rFonts w:ascii="Arial" w:hAnsi="Arial" w:cs="Arial"/>
+        </w:rPr>
+        <w:t xml:space="preserve"> (Radial, Oracle, Salesforce OMS) to avoid OMS settlement issues.</w:t>
       </w:r>
     </w:p>
     <w:p>
@@ -1506,7 +1712,14 @@
         <w:rPr>
           <w:rFonts w:ascii="Arial" w:hAnsi="Arial" w:cs="Arial"/>
         </w:rPr>
-        <w:t>Check that int_</w:t>
+        <w:t xml:space="preserve">Check that </w:t>
+      </w:r>
+      <w:proofErr w:type="spellStart"/>
+      <w:r>
+        <w:rPr>
+          <w:rFonts w:ascii="Arial" w:hAnsi="Arial" w:cs="Arial"/>
+        </w:rPr>
+        <w:t>int_</w:t>
       </w:r>
       <w:r>
         <w:rPr>
@@ -1514,6 +1727,7 @@
         </w:rPr>
         <w:t>eshopworld_core</w:t>
       </w:r>
+      <w:proofErr w:type="spellEnd"/>
       <w:r>
         <w:rPr>
           <w:rFonts w:ascii="Arial" w:hAnsi="Arial" w:cs="Arial"/>
@@ -1530,7 +1744,14 @@
         <w:rPr>
           <w:rFonts w:ascii="Arial" w:hAnsi="Arial" w:cs="Arial"/>
         </w:rPr>
-        <w:t xml:space="preserve"> extension cartridges (int_</w:t>
+        <w:t xml:space="preserve"> extension cartridges (</w:t>
+      </w:r>
+      <w:proofErr w:type="spellStart"/>
+      <w:r>
+        <w:rPr>
+          <w:rFonts w:ascii="Arial" w:hAnsi="Arial" w:cs="Arial"/>
+        </w:rPr>
+        <w:t>int_</w:t>
       </w:r>
       <w:r>
         <w:rPr>
@@ -1550,11 +1771,19 @@
         </w:rPr>
         <w:t>controllers</w:t>
       </w:r>
-      <w:r>
-        <w:rPr>
-          <w:rFonts w:ascii="Arial" w:hAnsi="Arial" w:cs="Arial"/>
-        </w:rPr>
-        <w:t xml:space="preserve"> for SiteGe</w:t>
+      <w:proofErr w:type="spellEnd"/>
+      <w:r>
+        <w:rPr>
+          <w:rFonts w:ascii="Arial" w:hAnsi="Arial" w:cs="Arial"/>
+        </w:rPr>
+        <w:t xml:space="preserve"> for </w:t>
+      </w:r>
+      <w:proofErr w:type="spellStart"/>
+      <w:r>
+        <w:rPr>
+          <w:rFonts w:ascii="Arial" w:hAnsi="Arial" w:cs="Arial"/>
+        </w:rPr>
+        <w:t>SiteGe</w:t>
       </w:r>
       <w:r>
         <w:rPr>
@@ -1566,7 +1795,21 @@
         <w:rPr>
           <w:rFonts w:ascii="Arial" w:hAnsi="Arial" w:cs="Arial"/>
         </w:rPr>
-        <w:t>esis, int_</w:t>
+        <w:t>esis</w:t>
+      </w:r>
+      <w:proofErr w:type="spellEnd"/>
+      <w:r>
+        <w:rPr>
+          <w:rFonts w:ascii="Arial" w:hAnsi="Arial" w:cs="Arial"/>
+        </w:rPr>
+        <w:t xml:space="preserve">, </w:t>
+      </w:r>
+      <w:proofErr w:type="spellStart"/>
+      <w:r>
+        <w:rPr>
+          <w:rFonts w:ascii="Arial" w:hAnsi="Arial" w:cs="Arial"/>
+        </w:rPr>
+        <w:t>int_</w:t>
       </w:r>
       <w:r>
         <w:rPr>
@@ -1578,7 +1821,14 @@
         <w:rPr>
           <w:rFonts w:ascii="Arial" w:hAnsi="Arial" w:cs="Arial"/>
         </w:rPr>
-        <w:t>_sfra for SFRA) are in the</w:t>
+        <w:t>_sfra</w:t>
+      </w:r>
+      <w:proofErr w:type="spellEnd"/>
+      <w:r>
+        <w:rPr>
+          <w:rFonts w:ascii="Arial" w:hAnsi="Arial" w:cs="Arial"/>
+        </w:rPr>
+        <w:t xml:space="preserve"> for SFRA) are in the</w:t>
       </w:r>
       <w:r>
         <w:rPr>
@@ -1629,12 +1879,14 @@
         </w:rPr>
         <w:t xml:space="preserve">Check once again manually </w:t>
       </w:r>
+      <w:proofErr w:type="spellStart"/>
       <w:r>
         <w:rPr>
           <w:rFonts w:ascii="Arial" w:hAnsi="Arial" w:cs="Arial"/>
         </w:rPr>
         <w:t>eShopWorld</w:t>
       </w:r>
+      <w:proofErr w:type="spellEnd"/>
       <w:r>
         <w:rPr>
           <w:rFonts w:ascii="Arial" w:hAnsi="Arial" w:cs="Arial"/>
@@ -1832,12 +2084,14 @@
           <w:rFonts w:ascii="Arial" w:hAnsi="Arial" w:cs="Arial"/>
         </w:rPr>
       </w:pPr>
+      <w:proofErr w:type="spellStart"/>
       <w:r>
         <w:rPr>
           <w:rFonts w:ascii="Arial" w:hAnsi="Arial" w:cs="Arial"/>
         </w:rPr>
         <w:t>ContinueShoppingUrl|Home-Show</w:t>
       </w:r>
+      <w:proofErr w:type="spellEnd"/>
     </w:p>
     <w:p>
       <w:pPr>
@@ -1851,6 +2105,7 @@
           <w:rFonts w:ascii="Arial" w:hAnsi="Arial" w:cs="Arial"/>
         </w:rPr>
       </w:pPr>
+      <w:proofErr w:type="spellStart"/>
       <w:r>
         <w:rPr>
           <w:rFonts w:ascii="Arial" w:hAnsi="Arial" w:cs="Arial"/>
@@ -1858,6 +2113,7 @@
         <w:lastRenderedPageBreak/>
         <w:t>BaseUrl|EShopWorld-Home</w:t>
       </w:r>
+      <w:proofErr w:type="spellEnd"/>
     </w:p>
     <w:p>
       <w:pPr>
@@ -1871,12 +2127,14 @@
           <w:rFonts w:ascii="Arial" w:hAnsi="Arial" w:cs="Arial"/>
         </w:rPr>
       </w:pPr>
+      <w:proofErr w:type="spellStart"/>
       <w:r>
         <w:rPr>
           <w:rFonts w:ascii="Arial" w:hAnsi="Arial" w:cs="Arial"/>
         </w:rPr>
         <w:t>BackToCartUrl|Cart-Show</w:t>
       </w:r>
+      <w:proofErr w:type="spellEnd"/>
     </w:p>
     <w:p>
       <w:pPr>
@@ -1908,6 +2166,7 @@
         </w:rPr>
         <w:t xml:space="preserve">Logo URL configured in tenant configuration with </w:t>
       </w:r>
+      <w:proofErr w:type="spellStart"/>
       <w:r>
         <w:rPr>
           <w:rFonts w:ascii="Arial" w:hAnsi="Arial" w:cs="Arial"/>
@@ -1918,7 +2177,28 @@
         <w:rPr>
           <w:rFonts w:ascii="Arial" w:hAnsi="Arial" w:cs="Arial"/>
         </w:rPr>
-        <w:t>aseUrl/EShopWorld-Home endpoint.</w:t>
+        <w:t>aseUrl</w:t>
+      </w:r>
+      <w:proofErr w:type="spellEnd"/>
+      <w:r>
+        <w:rPr>
+          <w:rFonts w:ascii="Arial" w:hAnsi="Arial" w:cs="Arial"/>
+        </w:rPr>
+        <w:t>/</w:t>
+      </w:r>
+      <w:proofErr w:type="spellStart"/>
+      <w:r>
+        <w:rPr>
+          <w:rFonts w:ascii="Arial" w:hAnsi="Arial" w:cs="Arial"/>
+        </w:rPr>
+        <w:t>EShopWorld</w:t>
+      </w:r>
+      <w:proofErr w:type="spellEnd"/>
+      <w:r>
+        <w:rPr>
+          <w:rFonts w:ascii="Arial" w:hAnsi="Arial" w:cs="Arial"/>
+        </w:rPr>
+        <w:t>-Home endpoint.</w:t>
       </w:r>
     </w:p>
     <w:p>
@@ -1939,23 +2219,33 @@
         </w:rPr>
         <w:t xml:space="preserve">Run </w:t>
       </w:r>
+      <w:proofErr w:type="spellStart"/>
       <w:r>
         <w:rPr>
           <w:rFonts w:ascii="Arial" w:hAnsi="Arial" w:cs="Arial"/>
         </w:rPr>
         <w:t>eShopWorld</w:t>
       </w:r>
+      <w:proofErr w:type="spellEnd"/>
       <w:r>
         <w:rPr>
           <w:rFonts w:ascii="Arial" w:hAnsi="Arial" w:cs="Arial"/>
         </w:rPr>
         <w:t xml:space="preserve"> </w:t>
       </w:r>
-      <w:r>
-        <w:rPr>
-          <w:rFonts w:ascii="Arial" w:hAnsi="Arial" w:cs="Arial"/>
-        </w:rPr>
-        <w:t xml:space="preserve">eswRetailerPricingFeed </w:t>
+      <w:proofErr w:type="spellStart"/>
+      <w:r>
+        <w:rPr>
+          <w:rFonts w:ascii="Arial" w:hAnsi="Arial" w:cs="Arial"/>
+        </w:rPr>
+        <w:t>eswRetailerPricingFeed</w:t>
+      </w:r>
+      <w:proofErr w:type="spellEnd"/>
+      <w:r>
+        <w:rPr>
+          <w:rFonts w:ascii="Arial" w:hAnsi="Arial" w:cs="Arial"/>
+        </w:rPr>
+        <w:t xml:space="preserve"> </w:t>
       </w:r>
       <w:r>
         <w:rPr>
@@ -2026,24 +2316,28 @@
         </w:rPr>
         <w:t xml:space="preserve">Run </w:t>
       </w:r>
+      <w:proofErr w:type="spellStart"/>
       <w:r>
         <w:rPr>
           <w:rFonts w:ascii="Arial" w:hAnsi="Arial" w:cs="Arial"/>
         </w:rPr>
         <w:t>eShopWorld</w:t>
       </w:r>
+      <w:proofErr w:type="spellEnd"/>
       <w:r>
         <w:rPr>
           <w:rFonts w:ascii="Arial" w:hAnsi="Arial" w:cs="Arial"/>
         </w:rPr>
         <w:t xml:space="preserve"> </w:t>
       </w:r>
+      <w:proofErr w:type="spellStart"/>
       <w:r>
         <w:rPr>
           <w:rFonts w:ascii="Arial" w:hAnsi="Arial" w:cs="Arial"/>
         </w:rPr>
         <w:t>eswRetailerAutoConfigurator</w:t>
       </w:r>
+      <w:proofErr w:type="spellEnd"/>
       <w:r>
         <w:rPr>
           <w:rFonts w:ascii="Arial" w:hAnsi="Arial" w:cs="Arial"/>
@@ -2093,23 +2387,33 @@
         </w:rPr>
         <w:t>After Jobs execution (</w:t>
       </w:r>
+      <w:proofErr w:type="spellStart"/>
       <w:r>
         <w:rPr>
           <w:rFonts w:ascii="Arial" w:hAnsi="Arial" w:cs="Arial"/>
         </w:rPr>
         <w:t>eswRetailerAutoConfigurator</w:t>
       </w:r>
+      <w:proofErr w:type="spellEnd"/>
       <w:r>
         <w:rPr>
           <w:rFonts w:ascii="Arial" w:hAnsi="Arial" w:cs="Arial"/>
         </w:rPr>
         <w:t xml:space="preserve"> &amp; </w:t>
       </w:r>
-      <w:r>
-        <w:rPr>
-          <w:rFonts w:ascii="Arial" w:hAnsi="Arial" w:cs="Arial"/>
-        </w:rPr>
-        <w:t>eswRetailerPricingFeed)</w:t>
+      <w:proofErr w:type="spellStart"/>
+      <w:r>
+        <w:rPr>
+          <w:rFonts w:ascii="Arial" w:hAnsi="Arial" w:cs="Arial"/>
+        </w:rPr>
+        <w:t>eswRetailerPricingFeed</w:t>
+      </w:r>
+      <w:proofErr w:type="spellEnd"/>
+      <w:r>
+        <w:rPr>
+          <w:rFonts w:ascii="Arial" w:hAnsi="Arial" w:cs="Arial"/>
+        </w:rPr>
+        <w:t>)</w:t>
       </w:r>
       <w:r>
         <w:rPr>
@@ -2142,24 +2446,28 @@
         </w:rPr>
         <w:t xml:space="preserve">Enable </w:t>
       </w:r>
+      <w:proofErr w:type="spellStart"/>
       <w:r>
         <w:rPr>
           <w:rFonts w:ascii="Arial" w:hAnsi="Arial" w:cs="Arial"/>
         </w:rPr>
         <w:t>eShopWorld</w:t>
       </w:r>
+      <w:proofErr w:type="spellEnd"/>
       <w:r>
         <w:rPr>
           <w:rFonts w:ascii="Arial" w:hAnsi="Arial" w:cs="Arial"/>
         </w:rPr>
         <w:t xml:space="preserve"> in </w:t>
       </w:r>
+      <w:proofErr w:type="spellStart"/>
       <w:r>
         <w:rPr>
           <w:rFonts w:ascii="Arial" w:hAnsi="Arial" w:cs="Arial"/>
         </w:rPr>
         <w:t>eShopWorld</w:t>
       </w:r>
+      <w:proofErr w:type="spellEnd"/>
       <w:r>
         <w:rPr>
           <w:rFonts w:ascii="Arial" w:hAnsi="Arial" w:cs="Arial"/>

--- a/link_eshopworld/Documentation/eShopWorld_Go_Live_Checklist.docx
+++ b/link_eshopworld/Documentation/eShopWorld_Go_Live_Checklist.docx
@@ -291,7 +291,21 @@
                                     <w:sz w:val="20"/>
                                     <w:szCs w:val="20"/>
                                   </w:rPr>
-                                  <w:t>5.0.0</w:t>
+                                  <w:t>5.</w:t>
+                                </w:r>
+                                <w:r>
+                                  <w:rPr>
+                                    <w:sz w:val="20"/>
+                                    <w:szCs w:val="20"/>
+                                  </w:rPr>
+                                  <w:t>1</w:t>
+                                </w:r>
+                                <w:r>
+                                  <w:rPr>
+                                    <w:sz w:val="20"/>
+                                    <w:szCs w:val="20"/>
+                                  </w:rPr>
+                                  <w:t>.0</w:t>
                                 </w:r>
                               </w:p>
                               <w:p>
@@ -323,7 +337,7 @@
                                     <w:sz w:val="20"/>
                                     <w:szCs w:val="20"/>
                                   </w:rPr>
-                                  <w:t>February</w:t>
+                                  <w:t>May</w:t>
                                 </w:r>
                                 <w:r>
                                   <w:rPr>
@@ -436,7 +450,21 @@
                               <w:sz w:val="20"/>
                               <w:szCs w:val="20"/>
                             </w:rPr>
-                            <w:t>5.0.0</w:t>
+                            <w:t>5.</w:t>
+                          </w:r>
+                          <w:r>
+                            <w:rPr>
+                              <w:sz w:val="20"/>
+                              <w:szCs w:val="20"/>
+                            </w:rPr>
+                            <w:t>1</w:t>
+                          </w:r>
+                          <w:r>
+                            <w:rPr>
+                              <w:sz w:val="20"/>
+                              <w:szCs w:val="20"/>
+                            </w:rPr>
+                            <w:t>.0</w:t>
                           </w:r>
                         </w:p>
                         <w:p>
@@ -468,7 +496,7 @@
                               <w:sz w:val="20"/>
                               <w:szCs w:val="20"/>
                             </w:rPr>
-                            <w:t>February</w:t>
+                            <w:t>May</w:t>
                           </w:r>
                           <w:r>
                             <w:rPr>

--- a/link_eshopworld/Documentation/eShopWorld_Go_Live_Checklist.docx
+++ b/link_eshopworld/Documentation/eShopWorld_Go_Live_Checklist.docx
@@ -305,7 +305,14 @@
                                     <w:sz w:val="20"/>
                                     <w:szCs w:val="20"/>
                                   </w:rPr>
-                                  <w:t>.0</w:t>
+                                  <w:t>.</w:t>
+                                </w:r>
+                                <w:r>
+                                  <w:rPr>
+                                    <w:sz w:val="20"/>
+                                    <w:szCs w:val="20"/>
+                                  </w:rPr>
+                                  <w:t>1</w:t>
                                 </w:r>
                               </w:p>
                               <w:p>
@@ -337,7 +344,7 @@
                                     <w:sz w:val="20"/>
                                     <w:szCs w:val="20"/>
                                   </w:rPr>
-                                  <w:t>May</w:t>
+                                  <w:t>June</w:t>
                                 </w:r>
                                 <w:r>
                                   <w:rPr>
@@ -464,7 +471,14 @@
                               <w:sz w:val="20"/>
                               <w:szCs w:val="20"/>
                             </w:rPr>
-                            <w:t>.0</w:t>
+                            <w:t>.</w:t>
+                          </w:r>
+                          <w:r>
+                            <w:rPr>
+                              <w:sz w:val="20"/>
+                              <w:szCs w:val="20"/>
+                            </w:rPr>
+                            <w:t>1</w:t>
                           </w:r>
                         </w:p>
                         <w:p>
@@ -496,7 +510,7 @@
                               <w:sz w:val="20"/>
                               <w:szCs w:val="20"/>
                             </w:rPr>
-                            <w:t>May</w:t>
+                            <w:t>June</w:t>
                           </w:r>
                           <w:r>
                             <w:rPr>
@@ -1025,14 +1039,12 @@
         </w:rPr>
         <w:t xml:space="preserve">The checklist of actions which have to be done on deploy/rollout </w:t>
       </w:r>
-      <w:proofErr w:type="spellStart"/>
       <w:r>
         <w:rPr>
           <w:rFonts w:ascii="Arial" w:hAnsi="Arial" w:cs="Arial"/>
         </w:rPr>
         <w:t>eShopWorld</w:t>
       </w:r>
-      <w:proofErr w:type="spellEnd"/>
       <w:r>
         <w:rPr>
           <w:rFonts w:ascii="Arial" w:hAnsi="Arial" w:cs="Arial"/>
@@ -1071,14 +1083,12 @@
         </w:rPr>
         <w:t xml:space="preserve">Check the </w:t>
       </w:r>
-      <w:proofErr w:type="spellStart"/>
       <w:r>
         <w:rPr>
           <w:rFonts w:ascii="Arial" w:hAnsi="Arial" w:cs="Arial"/>
         </w:rPr>
         <w:t>eShopWorld</w:t>
       </w:r>
-      <w:proofErr w:type="spellEnd"/>
       <w:r>
         <w:rPr>
           <w:rFonts w:ascii="Arial" w:hAnsi="Arial" w:cs="Arial"/>
@@ -1103,28 +1113,12 @@
         </w:rPr>
         <w:t>/</w:t>
       </w:r>
-      <w:proofErr w:type="spellStart"/>
-      <w:r>
-        <w:rPr>
-          <w:rFonts w:ascii="Arial" w:hAnsi="Arial" w:cs="Arial"/>
-        </w:rPr>
-        <w:t>link_eshopworld</w:t>
-      </w:r>
-      <w:proofErr w:type="spellEnd"/>
-      <w:r>
-        <w:rPr>
-          <w:rFonts w:ascii="Arial" w:hAnsi="Arial" w:cs="Arial"/>
-        </w:rPr>
-        <w:t>/</w:t>
-      </w:r>
-      <w:proofErr w:type="spellStart"/>
-      <w:r>
-        <w:rPr>
-          <w:rFonts w:ascii="Arial" w:hAnsi="Arial" w:cs="Arial"/>
-        </w:rPr>
-        <w:t>sitesdata</w:t>
-      </w:r>
-      <w:proofErr w:type="spellEnd"/>
+      <w:r>
+        <w:rPr>
+          <w:rFonts w:ascii="Arial" w:hAnsi="Arial" w:cs="Arial"/>
+        </w:rPr>
+        <w:t>link_eshopworld/sitesdata</w:t>
+      </w:r>
       <w:r>
         <w:rPr>
           <w:rFonts w:ascii="Arial" w:hAnsi="Arial" w:cs="Arial"/>
@@ -1156,19 +1150,11 @@
         </w:rPr>
         <w:t xml:space="preserve">Check </w:t>
       </w:r>
-      <w:proofErr w:type="spellStart"/>
-      <w:r>
-        <w:rPr>
-          <w:rFonts w:ascii="Arial" w:hAnsi="Arial" w:cs="Arial"/>
-        </w:rPr>
-        <w:t>eShopWorld</w:t>
-      </w:r>
-      <w:proofErr w:type="spellEnd"/>
-      <w:r>
-        <w:rPr>
-          <w:rFonts w:ascii="Arial" w:hAnsi="Arial" w:cs="Arial"/>
-        </w:rPr>
-        <w:t xml:space="preserve"> </w:t>
+      <w:r>
+        <w:rPr>
+          <w:rFonts w:ascii="Arial" w:hAnsi="Arial" w:cs="Arial"/>
+        </w:rPr>
+        <w:t xml:space="preserve">eShopWorld </w:t>
       </w:r>
       <w:r>
         <w:rPr>
@@ -1192,86 +1178,8 @@
         <w:rPr>
           <w:rFonts w:ascii="Arial" w:hAnsi="Arial" w:cs="Arial"/>
         </w:rPr>
-        <w:t xml:space="preserve"> /</w:t>
-      </w:r>
-      <w:proofErr w:type="spellStart"/>
-      <w:r>
-        <w:rPr>
-          <w:rFonts w:ascii="Arial" w:hAnsi="Arial" w:cs="Arial"/>
-        </w:rPr>
-        <w:t>link_eshopworld</w:t>
-      </w:r>
-      <w:proofErr w:type="spellEnd"/>
-      <w:r>
-        <w:rPr>
-          <w:rFonts w:ascii="Arial" w:hAnsi="Arial" w:cs="Arial"/>
-        </w:rPr>
-        <w:t>/</w:t>
-      </w:r>
-      <w:proofErr w:type="spellStart"/>
-      <w:r>
-        <w:rPr>
-          <w:rFonts w:ascii="Arial" w:hAnsi="Arial" w:cs="Arial"/>
-        </w:rPr>
-        <w:t>sitesdata</w:t>
-      </w:r>
-      <w:proofErr w:type="spellEnd"/>
-      <w:r>
-        <w:rPr>
-          <w:rFonts w:ascii="Arial" w:hAnsi="Arial" w:cs="Arial"/>
-        </w:rPr>
-        <w:t>/sites/</w:t>
-      </w:r>
-      <w:proofErr w:type="spellStart"/>
-      <w:r>
-        <w:rPr>
-          <w:rFonts w:ascii="Arial" w:hAnsi="Arial" w:cs="Arial"/>
-        </w:rPr>
-        <w:t>SiteGenesis</w:t>
-      </w:r>
-      <w:proofErr w:type="spellEnd"/>
-      <w:r>
-        <w:rPr>
-          <w:rFonts w:ascii="Arial" w:hAnsi="Arial" w:cs="Arial"/>
-        </w:rPr>
-        <w:t xml:space="preserve"> or /</w:t>
-      </w:r>
-      <w:proofErr w:type="spellStart"/>
-      <w:r>
-        <w:rPr>
-          <w:rFonts w:ascii="Arial" w:hAnsi="Arial" w:cs="Arial"/>
-        </w:rPr>
-        <w:t>link_eshopworld</w:t>
-      </w:r>
-      <w:proofErr w:type="spellEnd"/>
-      <w:r>
-        <w:rPr>
-          <w:rFonts w:ascii="Arial" w:hAnsi="Arial" w:cs="Arial"/>
-        </w:rPr>
-        <w:t>/</w:t>
-      </w:r>
-      <w:proofErr w:type="spellStart"/>
-      <w:r>
-        <w:rPr>
-          <w:rFonts w:ascii="Arial" w:hAnsi="Arial" w:cs="Arial"/>
-        </w:rPr>
-        <w:t>sitesdata</w:t>
-      </w:r>
-      <w:proofErr w:type="spellEnd"/>
-      <w:r>
-        <w:rPr>
-          <w:rFonts w:ascii="Arial" w:hAnsi="Arial" w:cs="Arial"/>
-        </w:rPr>
-        <w:t>/sites/</w:t>
-      </w:r>
-      <w:proofErr w:type="spellStart"/>
-      <w:r>
-        <w:rPr>
-          <w:rFonts w:ascii="Arial" w:hAnsi="Arial" w:cs="Arial"/>
-        </w:rPr>
-        <w:t>RefArch</w:t>
-      </w:r>
-      <w:proofErr w:type="spellEnd"/>
+        <w:t xml:space="preserve"> /link_eshopworld/sitesdata/sites/SiteGenesis or /link_eshopworld/sitesdata/sites/RefArch</w:t>
+      </w:r>
       <w:r>
         <w:rPr>
           <w:rFonts w:ascii="Arial" w:hAnsi="Arial" w:cs="Arial"/>
@@ -1309,14 +1217,12 @@
         </w:rPr>
         <w:t xml:space="preserve">Check the configuration of </w:t>
       </w:r>
-      <w:proofErr w:type="spellStart"/>
       <w:r>
         <w:rPr>
           <w:rFonts w:ascii="Arial" w:hAnsi="Arial" w:cs="Arial"/>
         </w:rPr>
         <w:t>eShopWorld</w:t>
       </w:r>
-      <w:proofErr w:type="spellEnd"/>
       <w:r>
         <w:rPr>
           <w:rFonts w:ascii="Arial" w:hAnsi="Arial" w:cs="Arial"/>
@@ -1366,14 +1272,12 @@
         </w:rPr>
         <w:t xml:space="preserve">Check all price books on Staging, including Fixed price books if there any configured in </w:t>
       </w:r>
-      <w:proofErr w:type="spellStart"/>
       <w:r>
         <w:rPr>
           <w:rFonts w:ascii="Arial" w:hAnsi="Arial" w:cs="Arial"/>
         </w:rPr>
         <w:t>eShopWorld</w:t>
       </w:r>
-      <w:proofErr w:type="spellEnd"/>
       <w:r>
         <w:rPr>
           <w:rFonts w:ascii="Arial" w:hAnsi="Arial" w:cs="Arial"/>
@@ -1411,14 +1315,12 @@
         </w:rPr>
         <w:t xml:space="preserve">Check </w:t>
       </w:r>
-      <w:proofErr w:type="spellStart"/>
       <w:r>
         <w:rPr>
           <w:rFonts w:ascii="Arial" w:hAnsi="Arial" w:cs="Arial"/>
         </w:rPr>
         <w:t>eShopWorld</w:t>
       </w:r>
-      <w:proofErr w:type="spellEnd"/>
       <w:r>
         <w:rPr>
           <w:rFonts w:ascii="Arial" w:hAnsi="Arial" w:cs="Arial"/>
@@ -1435,35 +1337,7 @@
         <w:rPr>
           <w:rFonts w:ascii="Arial" w:hAnsi="Arial" w:cs="Arial"/>
         </w:rPr>
-        <w:t>/</w:t>
-      </w:r>
-      <w:proofErr w:type="spellStart"/>
-      <w:r>
-        <w:rPr>
-          <w:rFonts w:ascii="Arial" w:hAnsi="Arial" w:cs="Arial"/>
-        </w:rPr>
-        <w:t>link_eshopworld</w:t>
-      </w:r>
-      <w:proofErr w:type="spellEnd"/>
-      <w:r>
-        <w:rPr>
-          <w:rFonts w:ascii="Arial" w:hAnsi="Arial" w:cs="Arial"/>
-        </w:rPr>
-        <w:t>/</w:t>
-      </w:r>
-      <w:proofErr w:type="spellStart"/>
-      <w:r>
-        <w:rPr>
-          <w:rFonts w:ascii="Arial" w:hAnsi="Arial" w:cs="Arial"/>
-        </w:rPr>
-        <w:t>sitesdata</w:t>
-      </w:r>
-      <w:proofErr w:type="spellEnd"/>
-      <w:r>
-        <w:rPr>
-          <w:rFonts w:ascii="Arial" w:hAnsi="Arial" w:cs="Arial"/>
-        </w:rPr>
-        <w:t xml:space="preserve">/ </w:t>
+        <w:t xml:space="preserve">/link_eshopworld/sitesdata/ </w:t>
       </w:r>
       <w:r>
         <w:rPr>
@@ -1515,14 +1389,30 @@
         </w:rPr>
         <w:t xml:space="preserve">Check the definitions for </w:t>
       </w:r>
-      <w:proofErr w:type="spellStart"/>
-      <w:r>
-        <w:rPr>
-          <w:rFonts w:ascii="Arial" w:hAnsi="Arial" w:cs="Arial"/>
-        </w:rPr>
-        <w:t>eShopWorld</w:t>
-      </w:r>
-      <w:proofErr w:type="spellEnd"/>
+      <w:r>
+        <w:rPr>
+          <w:rFonts w:ascii="Arial" w:hAnsi="Arial" w:cs="Arial"/>
+        </w:rPr>
+        <w:t xml:space="preserve">eShopWorld </w:t>
+      </w:r>
+      <w:r>
+        <w:rPr>
+          <w:rFonts w:ascii="Arial" w:hAnsi="Arial" w:cs="Arial"/>
+        </w:rPr>
+        <w:t xml:space="preserve">Custom Object on Staging – </w:t>
+      </w:r>
+      <w:r>
+        <w:rPr>
+          <w:rFonts w:ascii="Arial" w:hAnsi="Arial" w:cs="Arial"/>
+        </w:rPr>
+        <w:t>esw</w:t>
+      </w:r>
+      <w:r>
+        <w:rPr>
+          <w:rFonts w:ascii="Arial" w:hAnsi="Arial" w:cs="Arial"/>
+        </w:rPr>
+        <w:t>*, if it’s not there – please import metadata from</w:t>
+      </w:r>
       <w:r>
         <w:rPr>
           <w:rFonts w:ascii="Arial" w:hAnsi="Arial" w:cs="Arial"/>
@@ -1533,61 +1423,7 @@
         <w:rPr>
           <w:rFonts w:ascii="Arial" w:hAnsi="Arial" w:cs="Arial"/>
         </w:rPr>
-        <w:t xml:space="preserve">Custom Object on Staging – </w:t>
-      </w:r>
-      <w:proofErr w:type="spellStart"/>
-      <w:r>
-        <w:rPr>
-          <w:rFonts w:ascii="Arial" w:hAnsi="Arial" w:cs="Arial"/>
-        </w:rPr>
-        <w:t>esw</w:t>
-      </w:r>
-      <w:proofErr w:type="spellEnd"/>
-      <w:r>
-        <w:rPr>
-          <w:rFonts w:ascii="Arial" w:hAnsi="Arial" w:cs="Arial"/>
-        </w:rPr>
-        <w:t>*, if it’s not there – please import metadata from</w:t>
-      </w:r>
-      <w:r>
-        <w:rPr>
-          <w:rFonts w:ascii="Arial" w:hAnsi="Arial" w:cs="Arial"/>
-        </w:rPr>
-        <w:t xml:space="preserve"> </w:t>
-      </w:r>
-      <w:r>
-        <w:rPr>
-          <w:rFonts w:ascii="Arial" w:hAnsi="Arial" w:cs="Arial"/>
-        </w:rPr>
-        <w:t>/</w:t>
-      </w:r>
-      <w:proofErr w:type="spellStart"/>
-      <w:r>
-        <w:rPr>
-          <w:rFonts w:ascii="Arial" w:hAnsi="Arial" w:cs="Arial"/>
-        </w:rPr>
-        <w:t>link_eshopworld</w:t>
-      </w:r>
-      <w:proofErr w:type="spellEnd"/>
-      <w:r>
-        <w:rPr>
-          <w:rFonts w:ascii="Arial" w:hAnsi="Arial" w:cs="Arial"/>
-        </w:rPr>
-        <w:t>/</w:t>
-      </w:r>
-      <w:proofErr w:type="spellStart"/>
-      <w:r>
-        <w:rPr>
-          <w:rFonts w:ascii="Arial" w:hAnsi="Arial" w:cs="Arial"/>
-        </w:rPr>
-        <w:t>sitesdata</w:t>
-      </w:r>
-      <w:proofErr w:type="spellEnd"/>
-      <w:r>
-        <w:rPr>
-          <w:rFonts w:ascii="Arial" w:hAnsi="Arial" w:cs="Arial"/>
-        </w:rPr>
-        <w:t>/meta folder</w:t>
+        <w:t>/link_eshopworld/sitesdata/meta folder</w:t>
       </w:r>
     </w:p>
     <w:p>
@@ -1612,21 +1448,7 @@
         <w:rPr>
           <w:rFonts w:ascii="Arial" w:hAnsi="Arial" w:cs="Arial"/>
         </w:rPr>
-        <w:t xml:space="preserve">ake sure the new ESW related order level custom attributes are mapped correctly in the OMS </w:t>
-      </w:r>
-      <w:proofErr w:type="spellStart"/>
-      <w:r>
-        <w:rPr>
-          <w:rFonts w:ascii="Arial" w:hAnsi="Arial" w:cs="Arial"/>
-        </w:rPr>
-        <w:t>i.e</w:t>
-      </w:r>
-      <w:proofErr w:type="spellEnd"/>
-      <w:r>
-        <w:rPr>
-          <w:rFonts w:ascii="Arial" w:hAnsi="Arial" w:cs="Arial"/>
-        </w:rPr>
-        <w:t xml:space="preserve"> (Radial, Oracle, Salesforce OMS) to avoid OMS settlement issues.</w:t>
+        <w:t>ake sure the new ESW related order level custom attributes are mapped correctly in the OMS i.e (Radial, Oracle, Salesforce OMS) to avoid OMS settlement issues.</w:t>
       </w:r>
     </w:p>
     <w:p>
@@ -1740,14 +1562,7 @@
         <w:rPr>
           <w:rFonts w:ascii="Arial" w:hAnsi="Arial" w:cs="Arial"/>
         </w:rPr>
-        <w:t xml:space="preserve">Check that </w:t>
-      </w:r>
-      <w:proofErr w:type="spellStart"/>
-      <w:r>
-        <w:rPr>
-          <w:rFonts w:ascii="Arial" w:hAnsi="Arial" w:cs="Arial"/>
-        </w:rPr>
-        <w:t>int_</w:t>
+        <w:t>Check that int_</w:t>
       </w:r>
       <w:r>
         <w:rPr>
@@ -1755,7 +1570,6 @@
         </w:rPr>
         <w:t>eshopworld_core</w:t>
       </w:r>
-      <w:proofErr w:type="spellEnd"/>
       <w:r>
         <w:rPr>
           <w:rFonts w:ascii="Arial" w:hAnsi="Arial" w:cs="Arial"/>
@@ -1772,14 +1586,7 @@
         <w:rPr>
           <w:rFonts w:ascii="Arial" w:hAnsi="Arial" w:cs="Arial"/>
         </w:rPr>
-        <w:t xml:space="preserve"> extension cartridges (</w:t>
-      </w:r>
-      <w:proofErr w:type="spellStart"/>
-      <w:r>
-        <w:rPr>
-          <w:rFonts w:ascii="Arial" w:hAnsi="Arial" w:cs="Arial"/>
-        </w:rPr>
-        <w:t>int_</w:t>
+        <w:t xml:space="preserve"> extension cartridges (int_</w:t>
       </w:r>
       <w:r>
         <w:rPr>
@@ -1799,19 +1606,11 @@
         </w:rPr>
         <w:t>controllers</w:t>
       </w:r>
-      <w:proofErr w:type="spellEnd"/>
-      <w:r>
-        <w:rPr>
-          <w:rFonts w:ascii="Arial" w:hAnsi="Arial" w:cs="Arial"/>
-        </w:rPr>
-        <w:t xml:space="preserve"> for </w:t>
-      </w:r>
-      <w:proofErr w:type="spellStart"/>
-      <w:r>
-        <w:rPr>
-          <w:rFonts w:ascii="Arial" w:hAnsi="Arial" w:cs="Arial"/>
-        </w:rPr>
-        <w:t>SiteGe</w:t>
+      <w:r>
+        <w:rPr>
+          <w:rFonts w:ascii="Arial" w:hAnsi="Arial" w:cs="Arial"/>
+        </w:rPr>
+        <w:t xml:space="preserve"> for SiteGe</w:t>
       </w:r>
       <w:r>
         <w:rPr>
@@ -1823,21 +1622,7 @@
         <w:rPr>
           <w:rFonts w:ascii="Arial" w:hAnsi="Arial" w:cs="Arial"/>
         </w:rPr>
-        <w:t>esis</w:t>
-      </w:r>
-      <w:proofErr w:type="spellEnd"/>
-      <w:r>
-        <w:rPr>
-          <w:rFonts w:ascii="Arial" w:hAnsi="Arial" w:cs="Arial"/>
-        </w:rPr>
-        <w:t xml:space="preserve">, </w:t>
-      </w:r>
-      <w:proofErr w:type="spellStart"/>
-      <w:r>
-        <w:rPr>
-          <w:rFonts w:ascii="Arial" w:hAnsi="Arial" w:cs="Arial"/>
-        </w:rPr>
-        <w:t>int_</w:t>
+        <w:t>esis, int_</w:t>
       </w:r>
       <w:r>
         <w:rPr>
@@ -1849,14 +1634,7 @@
         <w:rPr>
           <w:rFonts w:ascii="Arial" w:hAnsi="Arial" w:cs="Arial"/>
         </w:rPr>
-        <w:t>_sfra</w:t>
-      </w:r>
-      <w:proofErr w:type="spellEnd"/>
-      <w:r>
-        <w:rPr>
-          <w:rFonts w:ascii="Arial" w:hAnsi="Arial" w:cs="Arial"/>
-        </w:rPr>
-        <w:t xml:space="preserve"> for SFRA) are in the</w:t>
+        <w:t>_sfra for SFRA) are in the</w:t>
       </w:r>
       <w:r>
         <w:rPr>
@@ -1907,14 +1685,12 @@
         </w:rPr>
         <w:t xml:space="preserve">Check once again manually </w:t>
       </w:r>
-      <w:proofErr w:type="spellStart"/>
       <w:r>
         <w:rPr>
           <w:rFonts w:ascii="Arial" w:hAnsi="Arial" w:cs="Arial"/>
         </w:rPr>
         <w:t>eShopWorld</w:t>
       </w:r>
-      <w:proofErr w:type="spellEnd"/>
       <w:r>
         <w:rPr>
           <w:rFonts w:ascii="Arial" w:hAnsi="Arial" w:cs="Arial"/>
@@ -2112,14 +1888,12 @@
           <w:rFonts w:ascii="Arial" w:hAnsi="Arial" w:cs="Arial"/>
         </w:rPr>
       </w:pPr>
-      <w:proofErr w:type="spellStart"/>
       <w:r>
         <w:rPr>
           <w:rFonts w:ascii="Arial" w:hAnsi="Arial" w:cs="Arial"/>
         </w:rPr>
         <w:t>ContinueShoppingUrl|Home-Show</w:t>
       </w:r>
-      <w:proofErr w:type="spellEnd"/>
     </w:p>
     <w:p>
       <w:pPr>
@@ -2133,7 +1907,6 @@
           <w:rFonts w:ascii="Arial" w:hAnsi="Arial" w:cs="Arial"/>
         </w:rPr>
       </w:pPr>
-      <w:proofErr w:type="spellStart"/>
       <w:r>
         <w:rPr>
           <w:rFonts w:ascii="Arial" w:hAnsi="Arial" w:cs="Arial"/>
@@ -2141,7 +1914,6 @@
         <w:lastRenderedPageBreak/>
         <w:t>BaseUrl|EShopWorld-Home</w:t>
       </w:r>
-      <w:proofErr w:type="spellEnd"/>
     </w:p>
     <w:p>
       <w:pPr>
@@ -2155,14 +1927,12 @@
           <w:rFonts w:ascii="Arial" w:hAnsi="Arial" w:cs="Arial"/>
         </w:rPr>
       </w:pPr>
-      <w:proofErr w:type="spellStart"/>
       <w:r>
         <w:rPr>
           <w:rFonts w:ascii="Arial" w:hAnsi="Arial" w:cs="Arial"/>
         </w:rPr>
         <w:t>BackToCartUrl|Cart-Show</w:t>
       </w:r>
-      <w:proofErr w:type="spellEnd"/>
     </w:p>
     <w:p>
       <w:pPr>
@@ -2194,7 +1964,6 @@
         </w:rPr>
         <w:t xml:space="preserve">Logo URL configured in tenant configuration with </w:t>
       </w:r>
-      <w:proofErr w:type="spellStart"/>
       <w:r>
         <w:rPr>
           <w:rFonts w:ascii="Arial" w:hAnsi="Arial" w:cs="Arial"/>
@@ -2205,28 +1974,7 @@
         <w:rPr>
           <w:rFonts w:ascii="Arial" w:hAnsi="Arial" w:cs="Arial"/>
         </w:rPr>
-        <w:t>aseUrl</w:t>
-      </w:r>
-      <w:proofErr w:type="spellEnd"/>
-      <w:r>
-        <w:rPr>
-          <w:rFonts w:ascii="Arial" w:hAnsi="Arial" w:cs="Arial"/>
-        </w:rPr>
-        <w:t>/</w:t>
-      </w:r>
-      <w:proofErr w:type="spellStart"/>
-      <w:r>
-        <w:rPr>
-          <w:rFonts w:ascii="Arial" w:hAnsi="Arial" w:cs="Arial"/>
-        </w:rPr>
-        <w:t>EShopWorld</w:t>
-      </w:r>
-      <w:proofErr w:type="spellEnd"/>
-      <w:r>
-        <w:rPr>
-          <w:rFonts w:ascii="Arial" w:hAnsi="Arial" w:cs="Arial"/>
-        </w:rPr>
-        <w:t>-Home endpoint.</w:t>
+        <w:t>aseUrl/EShopWorld-Home endpoint.</w:t>
       </w:r>
     </w:p>
     <w:p>
@@ -2247,33 +1995,23 @@
         </w:rPr>
         <w:t xml:space="preserve">Run </w:t>
       </w:r>
-      <w:proofErr w:type="spellStart"/>
       <w:r>
         <w:rPr>
           <w:rFonts w:ascii="Arial" w:hAnsi="Arial" w:cs="Arial"/>
         </w:rPr>
         <w:t>eShopWorld</w:t>
       </w:r>
-      <w:proofErr w:type="spellEnd"/>
       <w:r>
         <w:rPr>
           <w:rFonts w:ascii="Arial" w:hAnsi="Arial" w:cs="Arial"/>
         </w:rPr>
         <w:t xml:space="preserve"> </w:t>
       </w:r>
-      <w:proofErr w:type="spellStart"/>
-      <w:r>
-        <w:rPr>
-          <w:rFonts w:ascii="Arial" w:hAnsi="Arial" w:cs="Arial"/>
-        </w:rPr>
-        <w:t>eswRetailerPricingFeed</w:t>
-      </w:r>
-      <w:proofErr w:type="spellEnd"/>
-      <w:r>
-        <w:rPr>
-          <w:rFonts w:ascii="Arial" w:hAnsi="Arial" w:cs="Arial"/>
-        </w:rPr>
-        <w:t xml:space="preserve"> </w:t>
+      <w:r>
+        <w:rPr>
+          <w:rFonts w:ascii="Arial" w:hAnsi="Arial" w:cs="Arial"/>
+        </w:rPr>
+        <w:t xml:space="preserve">eswRetailerPricingFeed </w:t>
       </w:r>
       <w:r>
         <w:rPr>
@@ -2344,28 +2082,24 @@
         </w:rPr>
         <w:t xml:space="preserve">Run </w:t>
       </w:r>
-      <w:proofErr w:type="spellStart"/>
       <w:r>
         <w:rPr>
           <w:rFonts w:ascii="Arial" w:hAnsi="Arial" w:cs="Arial"/>
         </w:rPr>
         <w:t>eShopWorld</w:t>
       </w:r>
-      <w:proofErr w:type="spellEnd"/>
       <w:r>
         <w:rPr>
           <w:rFonts w:ascii="Arial" w:hAnsi="Arial" w:cs="Arial"/>
         </w:rPr>
         <w:t xml:space="preserve"> </w:t>
       </w:r>
-      <w:proofErr w:type="spellStart"/>
       <w:r>
         <w:rPr>
           <w:rFonts w:ascii="Arial" w:hAnsi="Arial" w:cs="Arial"/>
         </w:rPr>
         <w:t>eswRetailerAutoConfigurator</w:t>
       </w:r>
-      <w:proofErr w:type="spellEnd"/>
       <w:r>
         <w:rPr>
           <w:rFonts w:ascii="Arial" w:hAnsi="Arial" w:cs="Arial"/>
@@ -2415,33 +2149,23 @@
         </w:rPr>
         <w:t>After Jobs execution (</w:t>
       </w:r>
-      <w:proofErr w:type="spellStart"/>
       <w:r>
         <w:rPr>
           <w:rFonts w:ascii="Arial" w:hAnsi="Arial" w:cs="Arial"/>
         </w:rPr>
         <w:t>eswRetailerAutoConfigurator</w:t>
       </w:r>
-      <w:proofErr w:type="spellEnd"/>
       <w:r>
         <w:rPr>
           <w:rFonts w:ascii="Arial" w:hAnsi="Arial" w:cs="Arial"/>
         </w:rPr>
         <w:t xml:space="preserve"> &amp; </w:t>
       </w:r>
-      <w:proofErr w:type="spellStart"/>
-      <w:r>
-        <w:rPr>
-          <w:rFonts w:ascii="Arial" w:hAnsi="Arial" w:cs="Arial"/>
-        </w:rPr>
-        <w:t>eswRetailerPricingFeed</w:t>
-      </w:r>
-      <w:proofErr w:type="spellEnd"/>
-      <w:r>
-        <w:rPr>
-          <w:rFonts w:ascii="Arial" w:hAnsi="Arial" w:cs="Arial"/>
-        </w:rPr>
-        <w:t>)</w:t>
+      <w:r>
+        <w:rPr>
+          <w:rFonts w:ascii="Arial" w:hAnsi="Arial" w:cs="Arial"/>
+        </w:rPr>
+        <w:t>eswRetailerPricingFeed)</w:t>
       </w:r>
       <w:r>
         <w:rPr>
@@ -2474,28 +2198,24 @@
         </w:rPr>
         <w:t xml:space="preserve">Enable </w:t>
       </w:r>
-      <w:proofErr w:type="spellStart"/>
       <w:r>
         <w:rPr>
           <w:rFonts w:ascii="Arial" w:hAnsi="Arial" w:cs="Arial"/>
         </w:rPr>
         <w:t>eShopWorld</w:t>
       </w:r>
-      <w:proofErr w:type="spellEnd"/>
       <w:r>
         <w:rPr>
           <w:rFonts w:ascii="Arial" w:hAnsi="Arial" w:cs="Arial"/>
         </w:rPr>
         <w:t xml:space="preserve"> in </w:t>
       </w:r>
-      <w:proofErr w:type="spellStart"/>
       <w:r>
         <w:rPr>
           <w:rFonts w:ascii="Arial" w:hAnsi="Arial" w:cs="Arial"/>
         </w:rPr>
         <w:t>eShopWorld</w:t>
       </w:r>
-      <w:proofErr w:type="spellEnd"/>
       <w:r>
         <w:rPr>
           <w:rFonts w:ascii="Arial" w:hAnsi="Arial" w:cs="Arial"/>

--- a/link_eshopworld/Documentation/eShopWorld_Go_Live_Checklist.docx
+++ b/link_eshopworld/Documentation/eShopWorld_Go_Live_Checklist.docx
@@ -291,7 +291,28 @@
                                     <w:sz w:val="20"/>
                                     <w:szCs w:val="20"/>
                                   </w:rPr>
-                                  <w:t>5.0.0</w:t>
+                                  <w:t>5.</w:t>
+                                </w:r>
+                                <w:r>
+                                  <w:rPr>
+                                    <w:sz w:val="20"/>
+                                    <w:szCs w:val="20"/>
+                                  </w:rPr>
+                                  <w:t>1</w:t>
+                                </w:r>
+                                <w:r>
+                                  <w:rPr>
+                                    <w:sz w:val="20"/>
+                                    <w:szCs w:val="20"/>
+                                  </w:rPr>
+                                  <w:t>.</w:t>
+                                </w:r>
+                                <w:r>
+                                  <w:rPr>
+                                    <w:sz w:val="20"/>
+                                    <w:szCs w:val="20"/>
+                                  </w:rPr>
+                                  <w:t>1</w:t>
                                 </w:r>
                               </w:p>
                               <w:p>
@@ -323,7 +344,7 @@
                                     <w:sz w:val="20"/>
                                     <w:szCs w:val="20"/>
                                   </w:rPr>
-                                  <w:t>February</w:t>
+                                  <w:t>June</w:t>
                                 </w:r>
                                 <w:r>
                                   <w:rPr>
@@ -436,7 +457,28 @@
                               <w:sz w:val="20"/>
                               <w:szCs w:val="20"/>
                             </w:rPr>
-                            <w:t>5.0.0</w:t>
+                            <w:t>5.</w:t>
+                          </w:r>
+                          <w:r>
+                            <w:rPr>
+                              <w:sz w:val="20"/>
+                              <w:szCs w:val="20"/>
+                            </w:rPr>
+                            <w:t>1</w:t>
+                          </w:r>
+                          <w:r>
+                            <w:rPr>
+                              <w:sz w:val="20"/>
+                              <w:szCs w:val="20"/>
+                            </w:rPr>
+                            <w:t>.</w:t>
+                          </w:r>
+                          <w:r>
+                            <w:rPr>
+                              <w:sz w:val="20"/>
+                              <w:szCs w:val="20"/>
+                            </w:rPr>
+                            <w:t>1</w:t>
                           </w:r>
                         </w:p>
                         <w:p>
@@ -468,7 +510,7 @@
                               <w:sz w:val="20"/>
                               <w:szCs w:val="20"/>
                             </w:rPr>
-                            <w:t>February</w:t>
+                            <w:t>June</w:t>
                           </w:r>
                           <w:r>
                             <w:rPr>
@@ -997,14 +1039,12 @@
         </w:rPr>
         <w:t xml:space="preserve">The checklist of actions which have to be done on deploy/rollout </w:t>
       </w:r>
-      <w:proofErr w:type="spellStart"/>
       <w:r>
         <w:rPr>
           <w:rFonts w:ascii="Arial" w:hAnsi="Arial" w:cs="Arial"/>
         </w:rPr>
         <w:t>eShopWorld</w:t>
       </w:r>
-      <w:proofErr w:type="spellEnd"/>
       <w:r>
         <w:rPr>
           <w:rFonts w:ascii="Arial" w:hAnsi="Arial" w:cs="Arial"/>
@@ -1043,14 +1083,12 @@
         </w:rPr>
         <w:t xml:space="preserve">Check the </w:t>
       </w:r>
-      <w:proofErr w:type="spellStart"/>
       <w:r>
         <w:rPr>
           <w:rFonts w:ascii="Arial" w:hAnsi="Arial" w:cs="Arial"/>
         </w:rPr>
         <w:t>eShopWorld</w:t>
       </w:r>
-      <w:proofErr w:type="spellEnd"/>
       <w:r>
         <w:rPr>
           <w:rFonts w:ascii="Arial" w:hAnsi="Arial" w:cs="Arial"/>
@@ -1075,28 +1113,12 @@
         </w:rPr>
         <w:t>/</w:t>
       </w:r>
-      <w:proofErr w:type="spellStart"/>
-      <w:r>
-        <w:rPr>
-          <w:rFonts w:ascii="Arial" w:hAnsi="Arial" w:cs="Arial"/>
-        </w:rPr>
-        <w:t>link_eshopworld</w:t>
-      </w:r>
-      <w:proofErr w:type="spellEnd"/>
-      <w:r>
-        <w:rPr>
-          <w:rFonts w:ascii="Arial" w:hAnsi="Arial" w:cs="Arial"/>
-        </w:rPr>
-        <w:t>/</w:t>
-      </w:r>
-      <w:proofErr w:type="spellStart"/>
-      <w:r>
-        <w:rPr>
-          <w:rFonts w:ascii="Arial" w:hAnsi="Arial" w:cs="Arial"/>
-        </w:rPr>
-        <w:t>sitesdata</w:t>
-      </w:r>
-      <w:proofErr w:type="spellEnd"/>
+      <w:r>
+        <w:rPr>
+          <w:rFonts w:ascii="Arial" w:hAnsi="Arial" w:cs="Arial"/>
+        </w:rPr>
+        <w:t>link_eshopworld/sitesdata</w:t>
+      </w:r>
       <w:r>
         <w:rPr>
           <w:rFonts w:ascii="Arial" w:hAnsi="Arial" w:cs="Arial"/>
@@ -1128,19 +1150,11 @@
         </w:rPr>
         <w:t xml:space="preserve">Check </w:t>
       </w:r>
-      <w:proofErr w:type="spellStart"/>
-      <w:r>
-        <w:rPr>
-          <w:rFonts w:ascii="Arial" w:hAnsi="Arial" w:cs="Arial"/>
-        </w:rPr>
-        <w:t>eShopWorld</w:t>
-      </w:r>
-      <w:proofErr w:type="spellEnd"/>
-      <w:r>
-        <w:rPr>
-          <w:rFonts w:ascii="Arial" w:hAnsi="Arial" w:cs="Arial"/>
-        </w:rPr>
-        <w:t xml:space="preserve"> </w:t>
+      <w:r>
+        <w:rPr>
+          <w:rFonts w:ascii="Arial" w:hAnsi="Arial" w:cs="Arial"/>
+        </w:rPr>
+        <w:t xml:space="preserve">eShopWorld </w:t>
       </w:r>
       <w:r>
         <w:rPr>
@@ -1164,86 +1178,8 @@
         <w:rPr>
           <w:rFonts w:ascii="Arial" w:hAnsi="Arial" w:cs="Arial"/>
         </w:rPr>
-        <w:t xml:space="preserve"> /</w:t>
-      </w:r>
-      <w:proofErr w:type="spellStart"/>
-      <w:r>
-        <w:rPr>
-          <w:rFonts w:ascii="Arial" w:hAnsi="Arial" w:cs="Arial"/>
-        </w:rPr>
-        <w:t>link_eshopworld</w:t>
-      </w:r>
-      <w:proofErr w:type="spellEnd"/>
-      <w:r>
-        <w:rPr>
-          <w:rFonts w:ascii="Arial" w:hAnsi="Arial" w:cs="Arial"/>
-        </w:rPr>
-        <w:t>/</w:t>
-      </w:r>
-      <w:proofErr w:type="spellStart"/>
-      <w:r>
-        <w:rPr>
-          <w:rFonts w:ascii="Arial" w:hAnsi="Arial" w:cs="Arial"/>
-        </w:rPr>
-        <w:t>sitesdata</w:t>
-      </w:r>
-      <w:proofErr w:type="spellEnd"/>
-      <w:r>
-        <w:rPr>
-          <w:rFonts w:ascii="Arial" w:hAnsi="Arial" w:cs="Arial"/>
-        </w:rPr>
-        <w:t>/sites/</w:t>
-      </w:r>
-      <w:proofErr w:type="spellStart"/>
-      <w:r>
-        <w:rPr>
-          <w:rFonts w:ascii="Arial" w:hAnsi="Arial" w:cs="Arial"/>
-        </w:rPr>
-        <w:t>SiteGenesis</w:t>
-      </w:r>
-      <w:proofErr w:type="spellEnd"/>
-      <w:r>
-        <w:rPr>
-          <w:rFonts w:ascii="Arial" w:hAnsi="Arial" w:cs="Arial"/>
-        </w:rPr>
-        <w:t xml:space="preserve"> or /</w:t>
-      </w:r>
-      <w:proofErr w:type="spellStart"/>
-      <w:r>
-        <w:rPr>
-          <w:rFonts w:ascii="Arial" w:hAnsi="Arial" w:cs="Arial"/>
-        </w:rPr>
-        <w:t>link_eshopworld</w:t>
-      </w:r>
-      <w:proofErr w:type="spellEnd"/>
-      <w:r>
-        <w:rPr>
-          <w:rFonts w:ascii="Arial" w:hAnsi="Arial" w:cs="Arial"/>
-        </w:rPr>
-        <w:t>/</w:t>
-      </w:r>
-      <w:proofErr w:type="spellStart"/>
-      <w:r>
-        <w:rPr>
-          <w:rFonts w:ascii="Arial" w:hAnsi="Arial" w:cs="Arial"/>
-        </w:rPr>
-        <w:t>sitesdata</w:t>
-      </w:r>
-      <w:proofErr w:type="spellEnd"/>
-      <w:r>
-        <w:rPr>
-          <w:rFonts w:ascii="Arial" w:hAnsi="Arial" w:cs="Arial"/>
-        </w:rPr>
-        <w:t>/sites/</w:t>
-      </w:r>
-      <w:proofErr w:type="spellStart"/>
-      <w:r>
-        <w:rPr>
-          <w:rFonts w:ascii="Arial" w:hAnsi="Arial" w:cs="Arial"/>
-        </w:rPr>
-        <w:t>RefArch</w:t>
-      </w:r>
-      <w:proofErr w:type="spellEnd"/>
+        <w:t xml:space="preserve"> /link_eshopworld/sitesdata/sites/SiteGenesis or /link_eshopworld/sitesdata/sites/RefArch</w:t>
+      </w:r>
       <w:r>
         <w:rPr>
           <w:rFonts w:ascii="Arial" w:hAnsi="Arial" w:cs="Arial"/>
@@ -1281,14 +1217,12 @@
         </w:rPr>
         <w:t xml:space="preserve">Check the configuration of </w:t>
       </w:r>
-      <w:proofErr w:type="spellStart"/>
       <w:r>
         <w:rPr>
           <w:rFonts w:ascii="Arial" w:hAnsi="Arial" w:cs="Arial"/>
         </w:rPr>
         <w:t>eShopWorld</w:t>
       </w:r>
-      <w:proofErr w:type="spellEnd"/>
       <w:r>
         <w:rPr>
           <w:rFonts w:ascii="Arial" w:hAnsi="Arial" w:cs="Arial"/>
@@ -1338,14 +1272,12 @@
         </w:rPr>
         <w:t xml:space="preserve">Check all price books on Staging, including Fixed price books if there any configured in </w:t>
       </w:r>
-      <w:proofErr w:type="spellStart"/>
       <w:r>
         <w:rPr>
           <w:rFonts w:ascii="Arial" w:hAnsi="Arial" w:cs="Arial"/>
         </w:rPr>
         <w:t>eShopWorld</w:t>
       </w:r>
-      <w:proofErr w:type="spellEnd"/>
       <w:r>
         <w:rPr>
           <w:rFonts w:ascii="Arial" w:hAnsi="Arial" w:cs="Arial"/>
@@ -1383,14 +1315,12 @@
         </w:rPr>
         <w:t xml:space="preserve">Check </w:t>
       </w:r>
-      <w:proofErr w:type="spellStart"/>
       <w:r>
         <w:rPr>
           <w:rFonts w:ascii="Arial" w:hAnsi="Arial" w:cs="Arial"/>
         </w:rPr>
         <w:t>eShopWorld</w:t>
       </w:r>
-      <w:proofErr w:type="spellEnd"/>
       <w:r>
         <w:rPr>
           <w:rFonts w:ascii="Arial" w:hAnsi="Arial" w:cs="Arial"/>
@@ -1407,35 +1337,7 @@
         <w:rPr>
           <w:rFonts w:ascii="Arial" w:hAnsi="Arial" w:cs="Arial"/>
         </w:rPr>
-        <w:t>/</w:t>
-      </w:r>
-      <w:proofErr w:type="spellStart"/>
-      <w:r>
-        <w:rPr>
-          <w:rFonts w:ascii="Arial" w:hAnsi="Arial" w:cs="Arial"/>
-        </w:rPr>
-        <w:t>link_eshopworld</w:t>
-      </w:r>
-      <w:proofErr w:type="spellEnd"/>
-      <w:r>
-        <w:rPr>
-          <w:rFonts w:ascii="Arial" w:hAnsi="Arial" w:cs="Arial"/>
-        </w:rPr>
-        <w:t>/</w:t>
-      </w:r>
-      <w:proofErr w:type="spellStart"/>
-      <w:r>
-        <w:rPr>
-          <w:rFonts w:ascii="Arial" w:hAnsi="Arial" w:cs="Arial"/>
-        </w:rPr>
-        <w:t>sitesdata</w:t>
-      </w:r>
-      <w:proofErr w:type="spellEnd"/>
-      <w:r>
-        <w:rPr>
-          <w:rFonts w:ascii="Arial" w:hAnsi="Arial" w:cs="Arial"/>
-        </w:rPr>
-        <w:t xml:space="preserve">/ </w:t>
+        <w:t xml:space="preserve">/link_eshopworld/sitesdata/ </w:t>
       </w:r>
       <w:r>
         <w:rPr>
@@ -1487,14 +1389,30 @@
         </w:rPr>
         <w:t xml:space="preserve">Check the definitions for </w:t>
       </w:r>
-      <w:proofErr w:type="spellStart"/>
-      <w:r>
-        <w:rPr>
-          <w:rFonts w:ascii="Arial" w:hAnsi="Arial" w:cs="Arial"/>
-        </w:rPr>
-        <w:t>eShopWorld</w:t>
-      </w:r>
-      <w:proofErr w:type="spellEnd"/>
+      <w:r>
+        <w:rPr>
+          <w:rFonts w:ascii="Arial" w:hAnsi="Arial" w:cs="Arial"/>
+        </w:rPr>
+        <w:t xml:space="preserve">eShopWorld </w:t>
+      </w:r>
+      <w:r>
+        <w:rPr>
+          <w:rFonts w:ascii="Arial" w:hAnsi="Arial" w:cs="Arial"/>
+        </w:rPr>
+        <w:t xml:space="preserve">Custom Object on Staging – </w:t>
+      </w:r>
+      <w:r>
+        <w:rPr>
+          <w:rFonts w:ascii="Arial" w:hAnsi="Arial" w:cs="Arial"/>
+        </w:rPr>
+        <w:t>esw</w:t>
+      </w:r>
+      <w:r>
+        <w:rPr>
+          <w:rFonts w:ascii="Arial" w:hAnsi="Arial" w:cs="Arial"/>
+        </w:rPr>
+        <w:t>*, if it’s not there – please import metadata from</w:t>
+      </w:r>
       <w:r>
         <w:rPr>
           <w:rFonts w:ascii="Arial" w:hAnsi="Arial" w:cs="Arial"/>
@@ -1505,61 +1423,7 @@
         <w:rPr>
           <w:rFonts w:ascii="Arial" w:hAnsi="Arial" w:cs="Arial"/>
         </w:rPr>
-        <w:t xml:space="preserve">Custom Object on Staging – </w:t>
-      </w:r>
-      <w:proofErr w:type="spellStart"/>
-      <w:r>
-        <w:rPr>
-          <w:rFonts w:ascii="Arial" w:hAnsi="Arial" w:cs="Arial"/>
-        </w:rPr>
-        <w:t>esw</w:t>
-      </w:r>
-      <w:proofErr w:type="spellEnd"/>
-      <w:r>
-        <w:rPr>
-          <w:rFonts w:ascii="Arial" w:hAnsi="Arial" w:cs="Arial"/>
-        </w:rPr>
-        <w:t>*, if it’s not there – please import metadata from</w:t>
-      </w:r>
-      <w:r>
-        <w:rPr>
-          <w:rFonts w:ascii="Arial" w:hAnsi="Arial" w:cs="Arial"/>
-        </w:rPr>
-        <w:t xml:space="preserve"> </w:t>
-      </w:r>
-      <w:r>
-        <w:rPr>
-          <w:rFonts w:ascii="Arial" w:hAnsi="Arial" w:cs="Arial"/>
-        </w:rPr>
-        <w:t>/</w:t>
-      </w:r>
-      <w:proofErr w:type="spellStart"/>
-      <w:r>
-        <w:rPr>
-          <w:rFonts w:ascii="Arial" w:hAnsi="Arial" w:cs="Arial"/>
-        </w:rPr>
-        <w:t>link_eshopworld</w:t>
-      </w:r>
-      <w:proofErr w:type="spellEnd"/>
-      <w:r>
-        <w:rPr>
-          <w:rFonts w:ascii="Arial" w:hAnsi="Arial" w:cs="Arial"/>
-        </w:rPr>
-        <w:t>/</w:t>
-      </w:r>
-      <w:proofErr w:type="spellStart"/>
-      <w:r>
-        <w:rPr>
-          <w:rFonts w:ascii="Arial" w:hAnsi="Arial" w:cs="Arial"/>
-        </w:rPr>
-        <w:t>sitesdata</w:t>
-      </w:r>
-      <w:proofErr w:type="spellEnd"/>
-      <w:r>
-        <w:rPr>
-          <w:rFonts w:ascii="Arial" w:hAnsi="Arial" w:cs="Arial"/>
-        </w:rPr>
-        <w:t>/meta folder</w:t>
+        <w:t>/link_eshopworld/sitesdata/meta folder</w:t>
       </w:r>
     </w:p>
     <w:p>
@@ -1584,21 +1448,7 @@
         <w:rPr>
           <w:rFonts w:ascii="Arial" w:hAnsi="Arial" w:cs="Arial"/>
         </w:rPr>
-        <w:t xml:space="preserve">ake sure the new ESW related order level custom attributes are mapped correctly in the OMS </w:t>
-      </w:r>
-      <w:proofErr w:type="spellStart"/>
-      <w:r>
-        <w:rPr>
-          <w:rFonts w:ascii="Arial" w:hAnsi="Arial" w:cs="Arial"/>
-        </w:rPr>
-        <w:t>i.e</w:t>
-      </w:r>
-      <w:proofErr w:type="spellEnd"/>
-      <w:r>
-        <w:rPr>
-          <w:rFonts w:ascii="Arial" w:hAnsi="Arial" w:cs="Arial"/>
-        </w:rPr>
-        <w:t xml:space="preserve"> (Radial, Oracle, Salesforce OMS) to avoid OMS settlement issues.</w:t>
+        <w:t>ake sure the new ESW related order level custom attributes are mapped correctly in the OMS i.e (Radial, Oracle, Salesforce OMS) to avoid OMS settlement issues.</w:t>
       </w:r>
     </w:p>
     <w:p>
@@ -1712,14 +1562,7 @@
         <w:rPr>
           <w:rFonts w:ascii="Arial" w:hAnsi="Arial" w:cs="Arial"/>
         </w:rPr>
-        <w:t xml:space="preserve">Check that </w:t>
-      </w:r>
-      <w:proofErr w:type="spellStart"/>
-      <w:r>
-        <w:rPr>
-          <w:rFonts w:ascii="Arial" w:hAnsi="Arial" w:cs="Arial"/>
-        </w:rPr>
-        <w:t>int_</w:t>
+        <w:t>Check that int_</w:t>
       </w:r>
       <w:r>
         <w:rPr>
@@ -1727,7 +1570,6 @@
         </w:rPr>
         <w:t>eshopworld_core</w:t>
       </w:r>
-      <w:proofErr w:type="spellEnd"/>
       <w:r>
         <w:rPr>
           <w:rFonts w:ascii="Arial" w:hAnsi="Arial" w:cs="Arial"/>
@@ -1744,14 +1586,7 @@
         <w:rPr>
           <w:rFonts w:ascii="Arial" w:hAnsi="Arial" w:cs="Arial"/>
         </w:rPr>
-        <w:t xml:space="preserve"> extension cartridges (</w:t>
-      </w:r>
-      <w:proofErr w:type="spellStart"/>
-      <w:r>
-        <w:rPr>
-          <w:rFonts w:ascii="Arial" w:hAnsi="Arial" w:cs="Arial"/>
-        </w:rPr>
-        <w:t>int_</w:t>
+        <w:t xml:space="preserve"> extension cartridges (int_</w:t>
       </w:r>
       <w:r>
         <w:rPr>
@@ -1771,19 +1606,11 @@
         </w:rPr>
         <w:t>controllers</w:t>
       </w:r>
-      <w:proofErr w:type="spellEnd"/>
-      <w:r>
-        <w:rPr>
-          <w:rFonts w:ascii="Arial" w:hAnsi="Arial" w:cs="Arial"/>
-        </w:rPr>
-        <w:t xml:space="preserve"> for </w:t>
-      </w:r>
-      <w:proofErr w:type="spellStart"/>
-      <w:r>
-        <w:rPr>
-          <w:rFonts w:ascii="Arial" w:hAnsi="Arial" w:cs="Arial"/>
-        </w:rPr>
-        <w:t>SiteGe</w:t>
+      <w:r>
+        <w:rPr>
+          <w:rFonts w:ascii="Arial" w:hAnsi="Arial" w:cs="Arial"/>
+        </w:rPr>
+        <w:t xml:space="preserve"> for SiteGe</w:t>
       </w:r>
       <w:r>
         <w:rPr>
@@ -1795,21 +1622,7 @@
         <w:rPr>
           <w:rFonts w:ascii="Arial" w:hAnsi="Arial" w:cs="Arial"/>
         </w:rPr>
-        <w:t>esis</w:t>
-      </w:r>
-      <w:proofErr w:type="spellEnd"/>
-      <w:r>
-        <w:rPr>
-          <w:rFonts w:ascii="Arial" w:hAnsi="Arial" w:cs="Arial"/>
-        </w:rPr>
-        <w:t xml:space="preserve">, </w:t>
-      </w:r>
-      <w:proofErr w:type="spellStart"/>
-      <w:r>
-        <w:rPr>
-          <w:rFonts w:ascii="Arial" w:hAnsi="Arial" w:cs="Arial"/>
-        </w:rPr>
-        <w:t>int_</w:t>
+        <w:t>esis, int_</w:t>
       </w:r>
       <w:r>
         <w:rPr>
@@ -1821,14 +1634,7 @@
         <w:rPr>
           <w:rFonts w:ascii="Arial" w:hAnsi="Arial" w:cs="Arial"/>
         </w:rPr>
-        <w:t>_sfra</w:t>
-      </w:r>
-      <w:proofErr w:type="spellEnd"/>
-      <w:r>
-        <w:rPr>
-          <w:rFonts w:ascii="Arial" w:hAnsi="Arial" w:cs="Arial"/>
-        </w:rPr>
-        <w:t xml:space="preserve"> for SFRA) are in the</w:t>
+        <w:t>_sfra for SFRA) are in the</w:t>
       </w:r>
       <w:r>
         <w:rPr>
@@ -1879,14 +1685,12 @@
         </w:rPr>
         <w:t xml:space="preserve">Check once again manually </w:t>
       </w:r>
-      <w:proofErr w:type="spellStart"/>
       <w:r>
         <w:rPr>
           <w:rFonts w:ascii="Arial" w:hAnsi="Arial" w:cs="Arial"/>
         </w:rPr>
         <w:t>eShopWorld</w:t>
       </w:r>
-      <w:proofErr w:type="spellEnd"/>
       <w:r>
         <w:rPr>
           <w:rFonts w:ascii="Arial" w:hAnsi="Arial" w:cs="Arial"/>
@@ -2084,14 +1888,12 @@
           <w:rFonts w:ascii="Arial" w:hAnsi="Arial" w:cs="Arial"/>
         </w:rPr>
       </w:pPr>
-      <w:proofErr w:type="spellStart"/>
       <w:r>
         <w:rPr>
           <w:rFonts w:ascii="Arial" w:hAnsi="Arial" w:cs="Arial"/>
         </w:rPr>
         <w:t>ContinueShoppingUrl|Home-Show</w:t>
       </w:r>
-      <w:proofErr w:type="spellEnd"/>
     </w:p>
     <w:p>
       <w:pPr>
@@ -2105,7 +1907,6 @@
           <w:rFonts w:ascii="Arial" w:hAnsi="Arial" w:cs="Arial"/>
         </w:rPr>
       </w:pPr>
-      <w:proofErr w:type="spellStart"/>
       <w:r>
         <w:rPr>
           <w:rFonts w:ascii="Arial" w:hAnsi="Arial" w:cs="Arial"/>
@@ -2113,7 +1914,6 @@
         <w:lastRenderedPageBreak/>
         <w:t>BaseUrl|EShopWorld-Home</w:t>
       </w:r>
-      <w:proofErr w:type="spellEnd"/>
     </w:p>
     <w:p>
       <w:pPr>
@@ -2127,14 +1927,12 @@
           <w:rFonts w:ascii="Arial" w:hAnsi="Arial" w:cs="Arial"/>
         </w:rPr>
       </w:pPr>
-      <w:proofErr w:type="spellStart"/>
       <w:r>
         <w:rPr>
           <w:rFonts w:ascii="Arial" w:hAnsi="Arial" w:cs="Arial"/>
         </w:rPr>
         <w:t>BackToCartUrl|Cart-Show</w:t>
       </w:r>
-      <w:proofErr w:type="spellEnd"/>
     </w:p>
     <w:p>
       <w:pPr>
@@ -2166,7 +1964,6 @@
         </w:rPr>
         <w:t xml:space="preserve">Logo URL configured in tenant configuration with </w:t>
       </w:r>
-      <w:proofErr w:type="spellStart"/>
       <w:r>
         <w:rPr>
           <w:rFonts w:ascii="Arial" w:hAnsi="Arial" w:cs="Arial"/>
@@ -2177,28 +1974,7 @@
         <w:rPr>
           <w:rFonts w:ascii="Arial" w:hAnsi="Arial" w:cs="Arial"/>
         </w:rPr>
-        <w:t>aseUrl</w:t>
-      </w:r>
-      <w:proofErr w:type="spellEnd"/>
-      <w:r>
-        <w:rPr>
-          <w:rFonts w:ascii="Arial" w:hAnsi="Arial" w:cs="Arial"/>
-        </w:rPr>
-        <w:t>/</w:t>
-      </w:r>
-      <w:proofErr w:type="spellStart"/>
-      <w:r>
-        <w:rPr>
-          <w:rFonts w:ascii="Arial" w:hAnsi="Arial" w:cs="Arial"/>
-        </w:rPr>
-        <w:t>EShopWorld</w:t>
-      </w:r>
-      <w:proofErr w:type="spellEnd"/>
-      <w:r>
-        <w:rPr>
-          <w:rFonts w:ascii="Arial" w:hAnsi="Arial" w:cs="Arial"/>
-        </w:rPr>
-        <w:t>-Home endpoint.</w:t>
+        <w:t>aseUrl/EShopWorld-Home endpoint.</w:t>
       </w:r>
     </w:p>
     <w:p>
@@ -2219,33 +1995,23 @@
         </w:rPr>
         <w:t xml:space="preserve">Run </w:t>
       </w:r>
-      <w:proofErr w:type="spellStart"/>
       <w:r>
         <w:rPr>
           <w:rFonts w:ascii="Arial" w:hAnsi="Arial" w:cs="Arial"/>
         </w:rPr>
         <w:t>eShopWorld</w:t>
       </w:r>
-      <w:proofErr w:type="spellEnd"/>
       <w:r>
         <w:rPr>
           <w:rFonts w:ascii="Arial" w:hAnsi="Arial" w:cs="Arial"/>
         </w:rPr>
         <w:t xml:space="preserve"> </w:t>
       </w:r>
-      <w:proofErr w:type="spellStart"/>
-      <w:r>
-        <w:rPr>
-          <w:rFonts w:ascii="Arial" w:hAnsi="Arial" w:cs="Arial"/>
-        </w:rPr>
-        <w:t>eswRetailerPricingFeed</w:t>
-      </w:r>
-      <w:proofErr w:type="spellEnd"/>
-      <w:r>
-        <w:rPr>
-          <w:rFonts w:ascii="Arial" w:hAnsi="Arial" w:cs="Arial"/>
-        </w:rPr>
-        <w:t xml:space="preserve"> </w:t>
+      <w:r>
+        <w:rPr>
+          <w:rFonts w:ascii="Arial" w:hAnsi="Arial" w:cs="Arial"/>
+        </w:rPr>
+        <w:t xml:space="preserve">eswRetailerPricingFeed </w:t>
       </w:r>
       <w:r>
         <w:rPr>
@@ -2316,28 +2082,24 @@
         </w:rPr>
         <w:t xml:space="preserve">Run </w:t>
       </w:r>
-      <w:proofErr w:type="spellStart"/>
       <w:r>
         <w:rPr>
           <w:rFonts w:ascii="Arial" w:hAnsi="Arial" w:cs="Arial"/>
         </w:rPr>
         <w:t>eShopWorld</w:t>
       </w:r>
-      <w:proofErr w:type="spellEnd"/>
       <w:r>
         <w:rPr>
           <w:rFonts w:ascii="Arial" w:hAnsi="Arial" w:cs="Arial"/>
         </w:rPr>
         <w:t xml:space="preserve"> </w:t>
       </w:r>
-      <w:proofErr w:type="spellStart"/>
       <w:r>
         <w:rPr>
           <w:rFonts w:ascii="Arial" w:hAnsi="Arial" w:cs="Arial"/>
         </w:rPr>
         <w:t>eswRetailerAutoConfigurator</w:t>
       </w:r>
-      <w:proofErr w:type="spellEnd"/>
       <w:r>
         <w:rPr>
           <w:rFonts w:ascii="Arial" w:hAnsi="Arial" w:cs="Arial"/>
@@ -2387,33 +2149,23 @@
         </w:rPr>
         <w:t>After Jobs execution (</w:t>
       </w:r>
-      <w:proofErr w:type="spellStart"/>
       <w:r>
         <w:rPr>
           <w:rFonts w:ascii="Arial" w:hAnsi="Arial" w:cs="Arial"/>
         </w:rPr>
         <w:t>eswRetailerAutoConfigurator</w:t>
       </w:r>
-      <w:proofErr w:type="spellEnd"/>
       <w:r>
         <w:rPr>
           <w:rFonts w:ascii="Arial" w:hAnsi="Arial" w:cs="Arial"/>
         </w:rPr>
         <w:t xml:space="preserve"> &amp; </w:t>
       </w:r>
-      <w:proofErr w:type="spellStart"/>
-      <w:r>
-        <w:rPr>
-          <w:rFonts w:ascii="Arial" w:hAnsi="Arial" w:cs="Arial"/>
-        </w:rPr>
-        <w:t>eswRetailerPricingFeed</w:t>
-      </w:r>
-      <w:proofErr w:type="spellEnd"/>
-      <w:r>
-        <w:rPr>
-          <w:rFonts w:ascii="Arial" w:hAnsi="Arial" w:cs="Arial"/>
-        </w:rPr>
-        <w:t>)</w:t>
+      <w:r>
+        <w:rPr>
+          <w:rFonts w:ascii="Arial" w:hAnsi="Arial" w:cs="Arial"/>
+        </w:rPr>
+        <w:t>eswRetailerPricingFeed)</w:t>
       </w:r>
       <w:r>
         <w:rPr>
@@ -2446,28 +2198,24 @@
         </w:rPr>
         <w:t xml:space="preserve">Enable </w:t>
       </w:r>
-      <w:proofErr w:type="spellStart"/>
       <w:r>
         <w:rPr>
           <w:rFonts w:ascii="Arial" w:hAnsi="Arial" w:cs="Arial"/>
         </w:rPr>
         <w:t>eShopWorld</w:t>
       </w:r>
-      <w:proofErr w:type="spellEnd"/>
       <w:r>
         <w:rPr>
           <w:rFonts w:ascii="Arial" w:hAnsi="Arial" w:cs="Arial"/>
         </w:rPr>
         <w:t xml:space="preserve"> in </w:t>
       </w:r>
-      <w:proofErr w:type="spellStart"/>
       <w:r>
         <w:rPr>
           <w:rFonts w:ascii="Arial" w:hAnsi="Arial" w:cs="Arial"/>
         </w:rPr>
         <w:t>eShopWorld</w:t>
       </w:r>
-      <w:proofErr w:type="spellEnd"/>
       <w:r>
         <w:rPr>
           <w:rFonts w:ascii="Arial" w:hAnsi="Arial" w:cs="Arial"/>
